--- a/deliverables/presentation/video/오이소창원_시연영상_스크립트_20261005.docx
+++ b/deliverables/presentation/video/오이소창원_시연영상_스크립트_20261005.docx
@@ -8374,7 +8374,7 @@
               </w:rPr>
               <w:t xml:space="preserve">웹·모바일 </w:t>
             </w:r>
-            <w:hyperlink w:history="1" r:id="rIdaebpin7cjh9zzl3vi3dzd">
+            <w:hyperlink w:history="1" r:id="rIdosod7lcrsoq99o22wiuct">
               <w:r>
                 <w:rPr>
                   <w:rStyle w:val="Hyperlink"/>
@@ -9152,7 +9152,7 @@
           <w:sz w:val="19"/>
           <w:szCs w:val="19"/>
         </w:rPr>
-        <w:t xml:space="preserve">[ ] 답변 아래 ‘AI 답변 · GPT-4.1 mini · 검증 통과’(기본 안내로 나오면 촬영 중지)</w:t>
+        <w:t xml:space="preserve">[ ] 답변 아래 ‘AI 답변 · GPT-4.1 mini · 자료·응답 검증 통과’(기본 안내로 나오면 촬영 중지)</w:t>
       </w:r>
     </w:p>
     <w:p>
@@ -9207,6 +9207,1072 @@
           <w:szCs w:val="19"/>
         </w:rPr>
         <w:t xml:space="preserve">[ ] 전체 2분 59초 이내, 결과 화면 편집 없음(배속·자막만)</w:t>
+      </w:r>
+    </w:p>
+    <w:p>
+      <w:pPr>
+        <w:pStyle w:val="Heading1"/>
+        <w:keepNext/>
+        <w:spacing w:after="80" w:before="220"/>
+      </w:pPr>
+      <w:r>
+        <w:rPr>
+          <w:rFonts w:ascii="Malgun Gothic" w:cs="Malgun Gothic" w:eastAsia="Malgun Gothic" w:hAnsi="Malgun Gothic"/>
+          <w:b/>
+          <w:bCs/>
+          <w:color w:val="063465"/>
+          <w:sz w:val="24"/>
+          <w:szCs w:val="24"/>
+        </w:rPr>
+        <w:t xml:space="preserve">생성형 AI 프롬프트 (편집·자막·내레이션, 조준수 님)</w:t>
+      </w:r>
+    </w:p>
+    <w:p>
+      <w:pPr>
+        <w:spacing w:after="60"/>
+      </w:pPr>
+      <w:r>
+        <w:rPr>
+          <w:rFonts w:ascii="Malgun Gothic" w:cs="Malgun Gothic" w:eastAsia="Malgun Gothic" w:hAnsi="Malgun Gothic"/>
+          <w:sz w:val="19"/>
+          <w:szCs w:val="19"/>
+        </w:rPr>
+        <w:t xml:space="preserve">이 스크립트 PDF를 생성형 AI(ChatGPT 등)에 첨부해 자막·내레이션 원고를 만들고, 편집 프로그램에 넣습니다. 화면(녹화본)은 AI로 만들거나 고치지 않습니다(운영규정 제31조 — 결과 화면은 녹화 그대로, 배속·자막만).</w:t>
+      </w:r>
+    </w:p>
+    <w:p>
+      <w:pPr>
+        <w:pStyle w:val="Heading2"/>
+        <w:keepNext/>
+        <w:spacing w:after="60" w:before="160"/>
+      </w:pPr>
+      <w:r>
+        <w:rPr>
+          <w:rFonts w:ascii="Malgun Gothic" w:cs="Malgun Gothic" w:eastAsia="Malgun Gothic" w:hAnsi="Malgun Gothic"/>
+          <w:b/>
+          <w:bCs/>
+          <w:color w:val="2E9E6B"/>
+          <w:sz w:val="21"/>
+          <w:szCs w:val="21"/>
+        </w:rPr>
+        <w:t xml:space="preserve">준비물(GitHub에서 내려받기)</w:t>
+      </w:r>
+    </w:p>
+    <w:tbl>
+      <w:tblPr>
+        <w:tblW w:type="dxa" w:w="10204"/>
+        <w:tblBorders>
+          <w:top w:val="single" w:color="auto" w:sz="4"/>
+          <w:left w:val="single" w:color="auto" w:sz="4"/>
+          <w:bottom w:val="single" w:color="auto" w:sz="4"/>
+          <w:right w:val="single" w:color="auto" w:sz="4"/>
+          <w:insideH w:val="single" w:color="auto" w:sz="4"/>
+          <w:insideV w:val="single" w:color="auto" w:sz="4"/>
+        </w:tblBorders>
+      </w:tblPr>
+      <w:tblGrid>
+        <w:gridCol w:w="2460"/>
+        <w:gridCol w:w="5084"/>
+        <w:gridCol w:w="2660"/>
+      </w:tblGrid>
+      <w:tr>
+        <w:trPr>
+          <w:cantSplit/>
+          <w:tblHeader/>
+        </w:trPr>
+        <w:tc>
+          <w:tcPr>
+            <w:tcW w:type="dxa" w:w="2460"/>
+            <w:tcBorders>
+              <w:top w:val="single" w:color="C9D3DF" w:sz="4"/>
+              <w:left w:val="single" w:color="C9D3DF" w:sz="4"/>
+              <w:bottom w:val="single" w:color="C9D3DF" w:sz="4"/>
+              <w:right w:val="single" w:color="C9D3DF" w:sz="4"/>
+            </w:tcBorders>
+            <w:shd w:fill="EEF4FB" w:color="auto" w:val="clear"/>
+            <w:tcMar>
+              <w:top w:type="dxa" w:w="50"/>
+              <w:left w:type="dxa" w:w="80"/>
+              <w:bottom w:type="dxa" w:w="50"/>
+              <w:right w:type="dxa" w:w="80"/>
+            </w:tcMar>
+          </w:tcPr>
+          <w:p>
+            <w:pPr>
+              <w:jc w:val="center"/>
+            </w:pPr>
+            <w:r>
+              <w:rPr>
+                <w:rFonts w:ascii="Malgun Gothic" w:cs="Malgun Gothic" w:eastAsia="Malgun Gothic" w:hAnsi="Malgun Gothic"/>
+                <w:b/>
+                <w:bCs/>
+                <w:color w:val="063465"/>
+                <w:sz w:val="17"/>
+                <w:szCs w:val="17"/>
+              </w:rPr>
+              <w:t xml:space="preserve">파일</w:t>
+            </w:r>
+          </w:p>
+        </w:tc>
+        <w:tc>
+          <w:tcPr>
+            <w:tcW w:type="dxa" w:w="5084"/>
+            <w:tcBorders>
+              <w:top w:val="single" w:color="C9D3DF" w:sz="4"/>
+              <w:left w:val="single" w:color="C9D3DF" w:sz="4"/>
+              <w:bottom w:val="single" w:color="C9D3DF" w:sz="4"/>
+              <w:right w:val="single" w:color="C9D3DF" w:sz="4"/>
+            </w:tcBorders>
+            <w:shd w:fill="EEF4FB" w:color="auto" w:val="clear"/>
+            <w:tcMar>
+              <w:top w:type="dxa" w:w="50"/>
+              <w:left w:type="dxa" w:w="80"/>
+              <w:bottom w:type="dxa" w:w="50"/>
+              <w:right w:type="dxa" w:w="80"/>
+            </w:tcMar>
+          </w:tcPr>
+          <w:p>
+            <w:pPr>
+              <w:jc w:val="center"/>
+            </w:pPr>
+            <w:r>
+              <w:rPr>
+                <w:rFonts w:ascii="Malgun Gothic" w:cs="Malgun Gothic" w:eastAsia="Malgun Gothic" w:hAnsi="Malgun Gothic"/>
+                <w:b/>
+                <w:bCs/>
+                <w:color w:val="063465"/>
+                <w:sz w:val="17"/>
+                <w:szCs w:val="17"/>
+              </w:rPr>
+              <w:t xml:space="preserve">위치</w:t>
+            </w:r>
+          </w:p>
+        </w:tc>
+        <w:tc>
+          <w:tcPr>
+            <w:tcW w:type="dxa" w:w="2660"/>
+            <w:tcBorders>
+              <w:top w:val="single" w:color="C9D3DF" w:sz="4"/>
+              <w:left w:val="single" w:color="C9D3DF" w:sz="4"/>
+              <w:bottom w:val="single" w:color="C9D3DF" w:sz="4"/>
+              <w:right w:val="single" w:color="C9D3DF" w:sz="4"/>
+            </w:tcBorders>
+            <w:shd w:fill="EEF4FB" w:color="auto" w:val="clear"/>
+            <w:tcMar>
+              <w:top w:type="dxa" w:w="50"/>
+              <w:left w:type="dxa" w:w="80"/>
+              <w:bottom w:type="dxa" w:w="50"/>
+              <w:right w:type="dxa" w:w="80"/>
+            </w:tcMar>
+          </w:tcPr>
+          <w:p>
+            <w:pPr>
+              <w:jc w:val="center"/>
+            </w:pPr>
+            <w:r>
+              <w:rPr>
+                <w:rFonts w:ascii="Malgun Gothic" w:cs="Malgun Gothic" w:eastAsia="Malgun Gothic" w:hAnsi="Malgun Gothic"/>
+                <w:b/>
+                <w:bCs/>
+                <w:color w:val="063465"/>
+                <w:sz w:val="17"/>
+                <w:szCs w:val="17"/>
+              </w:rPr>
+              <w:t xml:space="preserve">쓰는 곳</w:t>
+            </w:r>
+          </w:p>
+        </w:tc>
+      </w:tr>
+      <w:tr>
+        <w:trPr>
+          <w:cantSplit/>
+          <w:tblHeader w:val="false"/>
+        </w:trPr>
+        <w:tc>
+          <w:tcPr>
+            <w:tcW w:type="dxa" w:w="2460"/>
+            <w:tcBorders>
+              <w:top w:val="single" w:color="C9D3DF" w:sz="4"/>
+              <w:left w:val="single" w:color="C9D3DF" w:sz="4"/>
+              <w:bottom w:val="single" w:color="C9D3DF" w:sz="4"/>
+              <w:right w:val="single" w:color="C9D3DF" w:sz="4"/>
+            </w:tcBorders>
+            <w:tcMar>
+              <w:top w:type="dxa" w:w="50"/>
+              <w:left w:type="dxa" w:w="80"/>
+              <w:bottom w:type="dxa" w:w="50"/>
+              <w:right w:type="dxa" w:w="80"/>
+            </w:tcMar>
+          </w:tcPr>
+          <w:p>
+            <w:pPr>
+              <w:jc w:val="center"/>
+            </w:pPr>
+            <w:r>
+              <w:rPr>
+                <w:rFonts w:ascii="Malgun Gothic" w:cs="Malgun Gothic" w:eastAsia="Malgun Gothic" w:hAnsi="Malgun Gothic"/>
+                <w:sz w:val="17"/>
+                <w:szCs w:val="17"/>
+              </w:rPr>
+              <w:t xml:space="preserve">이 스크립트(PDF)</w:t>
+            </w:r>
+          </w:p>
+        </w:tc>
+        <w:tc>
+          <w:tcPr>
+            <w:tcW w:type="dxa" w:w="5084"/>
+            <w:tcBorders>
+              <w:top w:val="single" w:color="C9D3DF" w:sz="4"/>
+              <w:left w:val="single" w:color="C9D3DF" w:sz="4"/>
+              <w:bottom w:val="single" w:color="C9D3DF" w:sz="4"/>
+              <w:right w:val="single" w:color="C9D3DF" w:sz="4"/>
+            </w:tcBorders>
+            <w:tcMar>
+              <w:top w:type="dxa" w:w="50"/>
+              <w:left w:type="dxa" w:w="80"/>
+              <w:bottom w:type="dxa" w:w="50"/>
+              <w:right w:type="dxa" w:w="80"/>
+            </w:tcMar>
+          </w:tcPr>
+          <w:p>
+            <w:pPr>
+              <w:jc w:val="left"/>
+            </w:pPr>
+            <w:r>
+              <w:rPr>
+                <w:rFonts w:ascii="Malgun Gothic" w:cs="Malgun Gothic" w:eastAsia="Malgun Gothic" w:hAnsi="Malgun Gothic"/>
+                <w:sz w:val="17"/>
+                <w:szCs w:val="17"/>
+              </w:rPr>
+              <w:t xml:space="preserve">deliverables/presentation/video/오이소창원_시연영상_스크립트_20261005.pdf</w:t>
+            </w:r>
+          </w:p>
+        </w:tc>
+        <w:tc>
+          <w:tcPr>
+            <w:tcW w:type="dxa" w:w="2660"/>
+            <w:tcBorders>
+              <w:top w:val="single" w:color="C9D3DF" w:sz="4"/>
+              <w:left w:val="single" w:color="C9D3DF" w:sz="4"/>
+              <w:bottom w:val="single" w:color="C9D3DF" w:sz="4"/>
+              <w:right w:val="single" w:color="C9D3DF" w:sz="4"/>
+            </w:tcBorders>
+            <w:tcMar>
+              <w:top w:type="dxa" w:w="50"/>
+              <w:left w:type="dxa" w:w="80"/>
+              <w:bottom w:type="dxa" w:w="50"/>
+              <w:right w:type="dxa" w:w="80"/>
+            </w:tcMar>
+          </w:tcPr>
+          <w:p>
+            <w:pPr>
+              <w:jc w:val="center"/>
+            </w:pPr>
+            <w:r>
+              <w:rPr>
+                <w:rFonts w:ascii="Malgun Gothic" w:cs="Malgun Gothic" w:eastAsia="Malgun Gothic" w:hAnsi="Malgun Gothic"/>
+                <w:sz w:val="17"/>
+                <w:szCs w:val="17"/>
+              </w:rPr>
+              <w:t xml:space="preserve">AI에 첨부</w:t>
+            </w:r>
+          </w:p>
+        </w:tc>
+      </w:tr>
+      <w:tr>
+        <w:trPr>
+          <w:cantSplit/>
+          <w:tblHeader w:val="false"/>
+        </w:trPr>
+        <w:tc>
+          <w:tcPr>
+            <w:tcW w:type="dxa" w:w="2460"/>
+            <w:tcBorders>
+              <w:top w:val="single" w:color="C9D3DF" w:sz="4"/>
+              <w:left w:val="single" w:color="C9D3DF" w:sz="4"/>
+              <w:bottom w:val="single" w:color="C9D3DF" w:sz="4"/>
+              <w:right w:val="single" w:color="C9D3DF" w:sz="4"/>
+            </w:tcBorders>
+            <w:tcMar>
+              <w:top w:type="dxa" w:w="50"/>
+              <w:left w:type="dxa" w:w="80"/>
+              <w:bottom w:type="dxa" w:w="50"/>
+              <w:right w:type="dxa" w:w="80"/>
+            </w:tcMar>
+          </w:tcPr>
+          <w:p>
+            <w:pPr>
+              <w:jc w:val="center"/>
+            </w:pPr>
+            <w:r>
+              <w:rPr>
+                <w:rFonts w:ascii="Malgun Gothic" w:cs="Malgun Gothic" w:eastAsia="Malgun Gothic" w:hAnsi="Malgun Gothic"/>
+                <w:sz w:val="17"/>
+                <w:szCs w:val="17"/>
+              </w:rPr>
+              <w:t xml:space="preserve">로고(남색 바탕용)</w:t>
+            </w:r>
+          </w:p>
+        </w:tc>
+        <w:tc>
+          <w:tcPr>
+            <w:tcW w:type="dxa" w:w="5084"/>
+            <w:tcBorders>
+              <w:top w:val="single" w:color="C9D3DF" w:sz="4"/>
+              <w:left w:val="single" w:color="C9D3DF" w:sz="4"/>
+              <w:bottom w:val="single" w:color="C9D3DF" w:sz="4"/>
+              <w:right w:val="single" w:color="C9D3DF" w:sz="4"/>
+            </w:tcBorders>
+            <w:tcMar>
+              <w:top w:type="dxa" w:w="50"/>
+              <w:left w:type="dxa" w:w="80"/>
+              <w:bottom w:type="dxa" w:w="50"/>
+              <w:right w:type="dxa" w:w="80"/>
+            </w:tcMar>
+          </w:tcPr>
+          <w:p>
+            <w:pPr>
+              <w:jc w:val="left"/>
+            </w:pPr>
+            <w:r>
+              <w:rPr>
+                <w:rFonts w:ascii="Malgun Gothic" w:cs="Malgun Gothic" w:eastAsia="Malgun Gothic" w:hAnsi="Malgun Gothic"/>
+                <w:sz w:val="17"/>
+                <w:szCs w:val="17"/>
+              </w:rPr>
+              <w:t xml:space="preserve">assets/logo_wide_light.png</w:t>
+            </w:r>
+          </w:p>
+        </w:tc>
+        <w:tc>
+          <w:tcPr>
+            <w:tcW w:type="dxa" w:w="2660"/>
+            <w:tcBorders>
+              <w:top w:val="single" w:color="C9D3DF" w:sz="4"/>
+              <w:left w:val="single" w:color="C9D3DF" w:sz="4"/>
+              <w:bottom w:val="single" w:color="C9D3DF" w:sz="4"/>
+              <w:right w:val="single" w:color="C9D3DF" w:sz="4"/>
+            </w:tcBorders>
+            <w:tcMar>
+              <w:top w:type="dxa" w:w="50"/>
+              <w:left w:type="dxa" w:w="80"/>
+              <w:bottom w:type="dxa" w:w="50"/>
+              <w:right w:type="dxa" w:w="80"/>
+            </w:tcMar>
+          </w:tcPr>
+          <w:p>
+            <w:pPr>
+              <w:jc w:val="center"/>
+            </w:pPr>
+            <w:r>
+              <w:rPr>
+                <w:rFonts w:ascii="Malgun Gothic" w:cs="Malgun Gothic" w:eastAsia="Malgun Gothic" w:hAnsi="Malgun Gothic"/>
+                <w:sz w:val="17"/>
+                <w:szCs w:val="17"/>
+              </w:rPr>
+              <w:t xml:space="preserve">장면 1·10</w:t>
+            </w:r>
+          </w:p>
+        </w:tc>
+      </w:tr>
+      <w:tr>
+        <w:trPr>
+          <w:cantSplit/>
+          <w:tblHeader w:val="false"/>
+        </w:trPr>
+        <w:tc>
+          <w:tcPr>
+            <w:tcW w:type="dxa" w:w="2460"/>
+            <w:tcBorders>
+              <w:top w:val="single" w:color="C9D3DF" w:sz="4"/>
+              <w:left w:val="single" w:color="C9D3DF" w:sz="4"/>
+              <w:bottom w:val="single" w:color="C9D3DF" w:sz="4"/>
+              <w:right w:val="single" w:color="C9D3DF" w:sz="4"/>
+            </w:tcBorders>
+            <w:tcMar>
+              <w:top w:type="dxa" w:w="50"/>
+              <w:left w:type="dxa" w:w="80"/>
+              <w:bottom w:type="dxa" w:w="50"/>
+              <w:right w:type="dxa" w:w="80"/>
+            </w:tcMar>
+          </w:tcPr>
+          <w:p>
+            <w:pPr>
+              <w:jc w:val="center"/>
+            </w:pPr>
+            <w:r>
+              <w:rPr>
+                <w:rFonts w:ascii="Malgun Gothic" w:cs="Malgun Gothic" w:eastAsia="Malgun Gothic" w:hAnsi="Malgun Gothic"/>
+                <w:sz w:val="17"/>
+                <w:szCs w:val="17"/>
+              </w:rPr>
+              <w:t xml:space="preserve">앱 QR</w:t>
+            </w:r>
+          </w:p>
+        </w:tc>
+        <w:tc>
+          <w:tcPr>
+            <w:tcW w:type="dxa" w:w="5084"/>
+            <w:tcBorders>
+              <w:top w:val="single" w:color="C9D3DF" w:sz="4"/>
+              <w:left w:val="single" w:color="C9D3DF" w:sz="4"/>
+              <w:bottom w:val="single" w:color="C9D3DF" w:sz="4"/>
+              <w:right w:val="single" w:color="C9D3DF" w:sz="4"/>
+            </w:tcBorders>
+            <w:tcMar>
+              <w:top w:type="dxa" w:w="50"/>
+              <w:left w:type="dxa" w:w="80"/>
+              <w:bottom w:type="dxa" w:w="50"/>
+              <w:right w:type="dxa" w:w="80"/>
+            </w:tcMar>
+          </w:tcPr>
+          <w:p>
+            <w:pPr>
+              <w:jc w:val="left"/>
+            </w:pPr>
+            <w:r>
+              <w:rPr>
+                <w:rFonts w:ascii="Malgun Gothic" w:cs="Malgun Gothic" w:eastAsia="Malgun Gothic" w:hAnsi="Malgun Gothic"/>
+                <w:sz w:val="17"/>
+                <w:szCs w:val="17"/>
+              </w:rPr>
+              <w:t xml:space="preserve">docs/images/oisochangwon_app_qr.png</w:t>
+            </w:r>
+          </w:p>
+        </w:tc>
+        <w:tc>
+          <w:tcPr>
+            <w:tcW w:type="dxa" w:w="2660"/>
+            <w:tcBorders>
+              <w:top w:val="single" w:color="C9D3DF" w:sz="4"/>
+              <w:left w:val="single" w:color="C9D3DF" w:sz="4"/>
+              <w:bottom w:val="single" w:color="C9D3DF" w:sz="4"/>
+              <w:right w:val="single" w:color="C9D3DF" w:sz="4"/>
+            </w:tcBorders>
+            <w:tcMar>
+              <w:top w:type="dxa" w:w="50"/>
+              <w:left w:type="dxa" w:w="80"/>
+              <w:bottom w:type="dxa" w:w="50"/>
+              <w:right w:type="dxa" w:w="80"/>
+            </w:tcMar>
+          </w:tcPr>
+          <w:p>
+            <w:pPr>
+              <w:jc w:val="center"/>
+            </w:pPr>
+            <w:r>
+              <w:rPr>
+                <w:rFonts w:ascii="Malgun Gothic" w:cs="Malgun Gothic" w:eastAsia="Malgun Gothic" w:hAnsi="Malgun Gothic"/>
+                <w:sz w:val="17"/>
+                <w:szCs w:val="17"/>
+              </w:rPr>
+              <w:t xml:space="preserve">장면 10 오른쪽 아래</w:t>
+            </w:r>
+          </w:p>
+        </w:tc>
+      </w:tr>
+      <w:tr>
+        <w:trPr>
+          <w:cantSplit/>
+          <w:tblHeader w:val="false"/>
+        </w:trPr>
+        <w:tc>
+          <w:tcPr>
+            <w:tcW w:type="dxa" w:w="2460"/>
+            <w:tcBorders>
+              <w:top w:val="single" w:color="C9D3DF" w:sz="4"/>
+              <w:left w:val="single" w:color="C9D3DF" w:sz="4"/>
+              <w:bottom w:val="single" w:color="C9D3DF" w:sz="4"/>
+              <w:right w:val="single" w:color="C9D3DF" w:sz="4"/>
+            </w:tcBorders>
+            <w:tcMar>
+              <w:top w:type="dxa" w:w="50"/>
+              <w:left w:type="dxa" w:w="80"/>
+              <w:bottom w:type="dxa" w:w="50"/>
+              <w:right w:type="dxa" w:w="80"/>
+            </w:tcMar>
+          </w:tcPr>
+          <w:p>
+            <w:pPr>
+              <w:jc w:val="center"/>
+            </w:pPr>
+            <w:r>
+              <w:rPr>
+                <w:rFonts w:ascii="Malgun Gothic" w:cs="Malgun Gothic" w:eastAsia="Malgun Gothic" w:hAnsi="Malgun Gothic"/>
+                <w:sz w:val="17"/>
+                <w:szCs w:val="17"/>
+              </w:rPr>
+              <w:t xml:space="preserve">실사용자 그래프</w:t>
+            </w:r>
+          </w:p>
+        </w:tc>
+        <w:tc>
+          <w:tcPr>
+            <w:tcW w:type="dxa" w:w="5084"/>
+            <w:tcBorders>
+              <w:top w:val="single" w:color="C9D3DF" w:sz="4"/>
+              <w:left w:val="single" w:color="C9D3DF" w:sz="4"/>
+              <w:bottom w:val="single" w:color="C9D3DF" w:sz="4"/>
+              <w:right w:val="single" w:color="C9D3DF" w:sz="4"/>
+            </w:tcBorders>
+            <w:tcMar>
+              <w:top w:type="dxa" w:w="50"/>
+              <w:left w:type="dxa" w:w="80"/>
+              <w:bottom w:type="dxa" w:w="50"/>
+              <w:right w:type="dxa" w:w="80"/>
+            </w:tcMar>
+          </w:tcPr>
+          <w:p>
+            <w:pPr>
+              <w:jc w:val="left"/>
+            </w:pPr>
+            <w:r>
+              <w:rPr>
+                <w:rFonts w:ascii="Malgun Gothic" w:cs="Malgun Gothic" w:eastAsia="Malgun Gothic" w:hAnsi="Malgun Gothic"/>
+                <w:sz w:val="17"/>
+                <w:szCs w:val="17"/>
+              </w:rPr>
+              <w:t xml:space="preserve">tests/user_test/results_20261004/images/user_test_summary.png</w:t>
+            </w:r>
+          </w:p>
+        </w:tc>
+        <w:tc>
+          <w:tcPr>
+            <w:tcW w:type="dxa" w:w="2660"/>
+            <w:tcBorders>
+              <w:top w:val="single" w:color="C9D3DF" w:sz="4"/>
+              <w:left w:val="single" w:color="C9D3DF" w:sz="4"/>
+              <w:bottom w:val="single" w:color="C9D3DF" w:sz="4"/>
+              <w:right w:val="single" w:color="C9D3DF" w:sz="4"/>
+            </w:tcBorders>
+            <w:tcMar>
+              <w:top w:type="dxa" w:w="50"/>
+              <w:left w:type="dxa" w:w="80"/>
+              <w:bottom w:type="dxa" w:w="50"/>
+              <w:right w:type="dxa" w:w="80"/>
+            </w:tcMar>
+          </w:tcPr>
+          <w:p>
+            <w:pPr>
+              <w:jc w:val="center"/>
+            </w:pPr>
+            <w:r>
+              <w:rPr>
+                <w:rFonts w:ascii="Malgun Gothic" w:cs="Malgun Gothic" w:eastAsia="Malgun Gothic" w:hAnsi="Malgun Gothic"/>
+                <w:sz w:val="17"/>
+                <w:szCs w:val="17"/>
+              </w:rPr>
+              <w:t xml:space="preserve">장면 9</w:t>
+            </w:r>
+          </w:p>
+        </w:tc>
+      </w:tr>
+      <w:tr>
+        <w:trPr>
+          <w:cantSplit/>
+          <w:tblHeader w:val="false"/>
+        </w:trPr>
+        <w:tc>
+          <w:tcPr>
+            <w:tcW w:type="dxa" w:w="2460"/>
+            <w:tcBorders>
+              <w:top w:val="single" w:color="C9D3DF" w:sz="4"/>
+              <w:left w:val="single" w:color="C9D3DF" w:sz="4"/>
+              <w:bottom w:val="single" w:color="C9D3DF" w:sz="4"/>
+              <w:right w:val="single" w:color="C9D3DF" w:sz="4"/>
+            </w:tcBorders>
+            <w:tcMar>
+              <w:top w:type="dxa" w:w="50"/>
+              <w:left w:type="dxa" w:w="80"/>
+              <w:bottom w:type="dxa" w:w="50"/>
+              <w:right w:type="dxa" w:w="80"/>
+            </w:tcMar>
+          </w:tcPr>
+          <w:p>
+            <w:pPr>
+              <w:jc w:val="center"/>
+            </w:pPr>
+            <w:r>
+              <w:rPr>
+                <w:rFonts w:ascii="Malgun Gothic" w:cs="Malgun Gothic" w:eastAsia="Malgun Gothic" w:hAnsi="Malgun Gothic"/>
+                <w:sz w:val="17"/>
+                <w:szCs w:val="17"/>
+              </w:rPr>
+              <w:t xml:space="preserve">화면 참고 사진</w:t>
+            </w:r>
+          </w:p>
+        </w:tc>
+        <w:tc>
+          <w:tcPr>
+            <w:tcW w:type="dxa" w:w="5084"/>
+            <w:tcBorders>
+              <w:top w:val="single" w:color="C9D3DF" w:sz="4"/>
+              <w:left w:val="single" w:color="C9D3DF" w:sz="4"/>
+              <w:bottom w:val="single" w:color="C9D3DF" w:sz="4"/>
+              <w:right w:val="single" w:color="C9D3DF" w:sz="4"/>
+            </w:tcBorders>
+            <w:tcMar>
+              <w:top w:type="dxa" w:w="50"/>
+              <w:left w:type="dxa" w:w="80"/>
+              <w:bottom w:type="dxa" w:w="50"/>
+              <w:right w:type="dxa" w:w="80"/>
+            </w:tcMar>
+          </w:tcPr>
+          <w:p>
+            <w:pPr>
+              <w:jc w:val="left"/>
+            </w:pPr>
+            <w:r>
+              <w:rPr>
+                <w:rFonts w:ascii="Malgun Gothic" w:cs="Malgun Gothic" w:eastAsia="Malgun Gothic" w:hAnsi="Malgun Gothic"/>
+                <w:sz w:val="17"/>
+                <w:szCs w:val="17"/>
+              </w:rPr>
+              <w:t xml:space="preserve">screenshots/after_development/최종완료사진_1005/ (PC 01–10, 휴대폰 11–21)</w:t>
+            </w:r>
+          </w:p>
+        </w:tc>
+        <w:tc>
+          <w:tcPr>
+            <w:tcW w:type="dxa" w:w="2660"/>
+            <w:tcBorders>
+              <w:top w:val="single" w:color="C9D3DF" w:sz="4"/>
+              <w:left w:val="single" w:color="C9D3DF" w:sz="4"/>
+              <w:bottom w:val="single" w:color="C9D3DF" w:sz="4"/>
+              <w:right w:val="single" w:color="C9D3DF" w:sz="4"/>
+            </w:tcBorders>
+            <w:tcMar>
+              <w:top w:type="dxa" w:w="50"/>
+              <w:left w:type="dxa" w:w="80"/>
+              <w:bottom w:type="dxa" w:w="50"/>
+              <w:right w:type="dxa" w:w="80"/>
+            </w:tcMar>
+          </w:tcPr>
+          <w:p>
+            <w:pPr>
+              <w:jc w:val="center"/>
+            </w:pPr>
+            <w:r>
+              <w:rPr>
+                <w:rFonts w:ascii="Malgun Gothic" w:cs="Malgun Gothic" w:eastAsia="Malgun Gothic" w:hAnsi="Malgun Gothic"/>
+                <w:sz w:val="17"/>
+                <w:szCs w:val="17"/>
+              </w:rPr>
+              <w:t xml:space="preserve">촬영 순서 확인</w:t>
+            </w:r>
+          </w:p>
+        </w:tc>
+      </w:tr>
+    </w:tbl>
+    <w:p>
+      <w:pPr>
+        <w:spacing w:after="80"/>
+      </w:pPr>
+    </w:p>
+    <w:p>
+      <w:pPr>
+        <w:pStyle w:val="Heading2"/>
+        <w:keepNext/>
+        <w:spacing w:after="60" w:before="160"/>
+      </w:pPr>
+      <w:r>
+        <w:rPr>
+          <w:rFonts w:ascii="Malgun Gothic" w:cs="Malgun Gothic" w:eastAsia="Malgun Gothic" w:hAnsi="Malgun Gothic"/>
+          <w:b/>
+          <w:bCs/>
+          <w:color w:val="2E9E6B"/>
+          <w:sz w:val="21"/>
+          <w:szCs w:val="21"/>
+        </w:rPr>
+        <w:t xml:space="preserve">프롬프트 1 — 자막 파일(SRT)과 내레이션 원고</w:t>
+      </w:r>
+    </w:p>
+    <w:p>
+      <w:pPr>
+        <w:shd w:fill="F3F5F8" w:color="auto" w:val="clear"/>
+        <w:spacing w:after="0"/>
+      </w:pPr>
+      <w:r>
+        <w:rPr>
+          <w:rFonts w:ascii="Consolas" w:cs="Consolas" w:eastAsia="Consolas" w:hAnsi="Consolas"/>
+          <w:sz w:val="15"/>
+          <w:szCs w:val="15"/>
+        </w:rPr>
+        <w:t xml:space="preserve">첨부한 「오이소창원 시연동영상 스크립트」의 ‘장면별 스크립트’ 표를 그대로 써서</w:t>
+      </w:r>
+    </w:p>
+    <w:p>
+      <w:pPr>
+        <w:shd w:fill="F3F5F8" w:color="auto" w:val="clear"/>
+        <w:spacing w:after="0"/>
+      </w:pPr>
+      <w:r>
+        <w:rPr>
+          <w:rFonts w:ascii="Consolas" w:cs="Consolas" w:eastAsia="Consolas" w:hAnsi="Consolas"/>
+          <w:sz w:val="15"/>
+          <w:szCs w:val="15"/>
+        </w:rPr>
+        <w:t xml:space="preserve">1) 자막 파일(SRT)과 2) 내레이션 원고(TTS용)를 만들어 줘.</w:t>
+      </w:r>
+    </w:p>
+    <w:p>
+      <w:pPr>
+        <w:shd w:fill="F3F5F8" w:color="auto" w:val="clear"/>
+        <w:spacing w:after="0"/>
+      </w:pPr>
+      <w:r>
+        <w:rPr>
+          <w:rFonts w:ascii="Consolas" w:cs="Consolas" w:eastAsia="Consolas" w:hAnsi="Consolas"/>
+          <w:sz w:val="15"/>
+          <w:szCs w:val="15"/>
+        </w:rPr>
+        <w:t xml:space="preserve"> </w:t>
+      </w:r>
+    </w:p>
+    <w:p>
+      <w:pPr>
+        <w:shd w:fill="F3F5F8" w:color="auto" w:val="clear"/>
+        <w:spacing w:after="0"/>
+      </w:pPr>
+      <w:r>
+        <w:rPr>
+          <w:rFonts w:ascii="Consolas" w:cs="Consolas" w:eastAsia="Consolas" w:hAnsi="Consolas"/>
+          <w:sz w:val="15"/>
+          <w:szCs w:val="15"/>
+        </w:rPr>
+        <w:t xml:space="preserve">[규칙]</w:t>
+      </w:r>
+    </w:p>
+    <w:p>
+      <w:pPr>
+        <w:shd w:fill="F3F5F8" w:color="auto" w:val="clear"/>
+        <w:spacing w:after="0"/>
+      </w:pPr>
+      <w:r>
+        <w:rPr>
+          <w:rFonts w:ascii="Consolas" w:cs="Consolas" w:eastAsia="Consolas" w:hAnsi="Consolas"/>
+          <w:sz w:val="15"/>
+          <w:szCs w:val="15"/>
+        </w:rPr>
+        <w:t xml:space="preserve">- 시간은 표의 시간 칸 그대로(전체 2분 59초 이내). 문장·숫자는 바꾸거나 새로 지어내지 마.</w:t>
+      </w:r>
+    </w:p>
+    <w:p>
+      <w:pPr>
+        <w:shd w:fill="F3F5F8" w:color="auto" w:val="clear"/>
+        <w:spacing w:after="0"/>
+      </w:pPr>
+      <w:r>
+        <w:rPr>
+          <w:rFonts w:ascii="Consolas" w:cs="Consolas" w:eastAsia="Consolas" w:hAnsi="Consolas"/>
+          <w:sz w:val="15"/>
+          <w:szCs w:val="15"/>
+        </w:rPr>
+        <w:t xml:space="preserve">- 자막 한 줄 20자 안팎, 두 줄까지. 내레이션은 1초에 4~5글자 속도에 맞춰 끊어 줘.</w:t>
+      </w:r>
+    </w:p>
+    <w:p>
+      <w:pPr>
+        <w:shd w:fill="F3F5F8" w:color="auto" w:val="clear"/>
+        <w:spacing w:after="0"/>
+      </w:pPr>
+      <w:r>
+        <w:rPr>
+          <w:rFonts w:ascii="Consolas" w:cs="Consolas" w:eastAsia="Consolas" w:hAnsi="Consolas"/>
+          <w:sz w:val="15"/>
+          <w:szCs w:val="15"/>
+        </w:rPr>
+        <w:t xml:space="preserve">- 숫자는 표 그대로: 정책 24건, 4단계(4·13·0·7), 할 일 26개, 생활 정보 60곳, 지역말 2,253개,</w:t>
+      </w:r>
+    </w:p>
+    <w:p>
+      <w:pPr>
+        <w:shd w:fill="F3F5F8" w:color="auto" w:val="clear"/>
+        <w:spacing w:after="0"/>
+      </w:pPr>
+      <w:r>
+        <w:rPr>
+          <w:rFonts w:ascii="Consolas" w:cs="Consolas" w:eastAsia="Consolas" w:hAnsi="Consolas"/>
+          <w:sz w:val="15"/>
+          <w:szCs w:val="15"/>
+        </w:rPr>
+        <w:t xml:space="preserve">  접수 창구 6단계, 도구 5개, 자동 테스트 127개, 팀 자체 테스트 38번·지적 88건 모두 반영,</w:t>
+      </w:r>
+    </w:p>
+    <w:p>
+      <w:pPr>
+        <w:shd w:fill="F3F5F8" w:color="auto" w:val="clear"/>
+        <w:spacing w:after="0"/>
+      </w:pPr>
+      <w:r>
+        <w:rPr>
+          <w:rFonts w:ascii="Consolas" w:cs="Consolas" w:eastAsia="Consolas" w:hAnsi="Consolas"/>
+          <w:sz w:val="15"/>
+          <w:szCs w:val="15"/>
+        </w:rPr>
+        <w:t xml:space="preserve">  실사용자 4명·만족도 4.75/5·추천 4/4.</w:t>
+      </w:r>
+    </w:p>
+    <w:p>
+      <w:pPr>
+        <w:shd w:fill="F3F5F8" w:color="auto" w:val="clear"/>
+        <w:spacing w:after="0"/>
+      </w:pPr>
+      <w:r>
+        <w:rPr>
+          <w:rFonts w:ascii="Consolas" w:cs="Consolas" w:eastAsia="Consolas" w:hAnsi="Consolas"/>
+          <w:sz w:val="15"/>
+          <w:szCs w:val="15"/>
+        </w:rPr>
+        <w:t xml:space="preserve">- AI 이름은 앱에 쓰인 GPT-4.1 mini만. 다른 모델 이름·실명·연락처·이메일 주소는 쓰지 마.</w:t>
+      </w:r>
+    </w:p>
+    <w:p>
+      <w:pPr>
+        <w:shd w:fill="F3F5F8" w:color="auto" w:val="clear"/>
+        <w:spacing w:after="0"/>
+      </w:pPr>
+      <w:r>
+        <w:rPr>
+          <w:rFonts w:ascii="Consolas" w:cs="Consolas" w:eastAsia="Consolas" w:hAnsi="Consolas"/>
+          <w:sz w:val="15"/>
+          <w:szCs w:val="15"/>
+        </w:rPr>
+        <w:t xml:space="preserve">- 각 장면의 ‘자막·배지’ 칸(예: Goal · Memory)은 화면 오른쪽 위 배지 문구로 따로 목록을 만들어 줘.</w:t>
+      </w:r>
+    </w:p>
+    <w:p>
+      <w:pPr>
+        <w:shd w:fill="F3F5F8" w:color="auto" w:val="clear"/>
+        <w:spacing w:after="0"/>
+      </w:pPr>
+      <w:r>
+        <w:rPr>
+          <w:rFonts w:ascii="Consolas" w:cs="Consolas" w:eastAsia="Consolas" w:hAnsi="Consolas"/>
+          <w:sz w:val="15"/>
+          <w:szCs w:val="15"/>
+        </w:rPr>
+        <w:t xml:space="preserve"> </w:t>
+      </w:r>
+    </w:p>
+    <w:p>
+      <w:pPr>
+        <w:shd w:fill="F3F5F8" w:color="auto" w:val="clear"/>
+        <w:spacing w:after="0"/>
+      </w:pPr>
+      <w:r>
+        <w:rPr>
+          <w:rFonts w:ascii="Consolas" w:cs="Consolas" w:eastAsia="Consolas" w:hAnsi="Consolas"/>
+          <w:sz w:val="15"/>
+          <w:szCs w:val="15"/>
+        </w:rPr>
+        <w:t xml:space="preserve">[출력] ① SRT 전체 ② 장면별 내레이션 원고 ③ 장면별 배지 문구 목록</w:t>
+      </w:r>
+    </w:p>
+    <w:p>
+      <w:pPr>
+        <w:spacing w:after="80"/>
+      </w:pPr>
+    </w:p>
+    <w:p>
+      <w:pPr>
+        <w:pStyle w:val="Heading2"/>
+        <w:keepNext/>
+        <w:spacing w:after="60" w:before="160"/>
+      </w:pPr>
+      <w:r>
+        <w:rPr>
+          <w:rFonts w:ascii="Malgun Gothic" w:cs="Malgun Gothic" w:eastAsia="Malgun Gothic" w:hAnsi="Malgun Gothic"/>
+          <w:b/>
+          <w:bCs/>
+          <w:color w:val="2E9E6B"/>
+          <w:sz w:val="21"/>
+          <w:szCs w:val="21"/>
+        </w:rPr>
+        <w:t xml:space="preserve">프롬프트 2 — 편집 순서 확인</w:t>
+      </w:r>
+    </w:p>
+    <w:p>
+      <w:pPr>
+        <w:shd w:fill="F3F5F8" w:color="auto" w:val="clear"/>
+        <w:spacing w:after="0"/>
+      </w:pPr>
+      <w:r>
+        <w:rPr>
+          <w:rFonts w:ascii="Consolas" w:cs="Consolas" w:eastAsia="Consolas" w:hAnsi="Consolas"/>
+          <w:sz w:val="15"/>
+          <w:szCs w:val="15"/>
+        </w:rPr>
+        <w:t xml:space="preserve">위 SRT와 원고로 편집할 순서를 장면 1~10 표로 정리해 줘.</w:t>
+      </w:r>
+    </w:p>
+    <w:p>
+      <w:pPr>
+        <w:shd w:fill="F3F5F8" w:color="auto" w:val="clear"/>
+        <w:spacing w:after="0"/>
+      </w:pPr>
+      <w:r>
+        <w:rPr>
+          <w:rFonts w:ascii="Consolas" w:cs="Consolas" w:eastAsia="Consolas" w:hAnsi="Consolas"/>
+          <w:sz w:val="15"/>
+          <w:szCs w:val="15"/>
+        </w:rPr>
+        <w:t xml:space="preserve">칸: 장면 / 시간 / 쓸 녹화본(💻 PC 또는 📱 휴대폰) / 자막 / 배지 / 가릴 것(이메일 주소·Gmail 목록·알림) / 배속 구간.</w:t>
+      </w:r>
+    </w:p>
+    <w:p>
+      <w:pPr>
+        <w:shd w:fill="F3F5F8" w:color="auto" w:val="clear"/>
+        <w:spacing w:after="0"/>
+      </w:pPr>
+      <w:r>
+        <w:rPr>
+          <w:rFonts w:ascii="Consolas" w:cs="Consolas" w:eastAsia="Consolas" w:hAnsi="Consolas"/>
+          <w:sz w:val="15"/>
+          <w:szCs w:val="15"/>
+        </w:rPr>
+        <w:t xml:space="preserve">장면 1·10은 PC(왼쪽 70%) + 휴대폰(오른쪽 30%) 나란히 배치로 적어 줘.</w:t>
+      </w:r>
+    </w:p>
+    <w:p>
+      <w:pPr>
+        <w:shd w:fill="F3F5F8" w:color="auto" w:val="clear"/>
+        <w:spacing w:after="0"/>
+      </w:pPr>
+      <w:r>
+        <w:rPr>
+          <w:rFonts w:ascii="Consolas" w:cs="Consolas" w:eastAsia="Consolas" w:hAnsi="Consolas"/>
+          <w:sz w:val="15"/>
+          <w:szCs w:val="15"/>
+        </w:rPr>
+        <w:t xml:space="preserve">녹화 화면 자체를 바꾸거나 만들라는 내용은 넣지 마.</w:t>
+      </w:r>
+    </w:p>
+    <w:p>
+      <w:pPr>
+        <w:spacing w:after="80"/>
+      </w:pPr>
+    </w:p>
+    <w:p>
+      <w:pPr>
+        <w:pStyle w:val="Heading2"/>
+        <w:keepNext/>
+        <w:spacing w:after="60" w:before="160"/>
+      </w:pPr>
+      <w:r>
+        <w:rPr>
+          <w:rFonts w:ascii="Malgun Gothic" w:cs="Malgun Gothic" w:eastAsia="Malgun Gothic" w:hAnsi="Malgun Gothic"/>
+          <w:b/>
+          <w:bCs/>
+          <w:color w:val="2E9E6B"/>
+          <w:sz w:val="21"/>
+          <w:szCs w:val="21"/>
+        </w:rPr>
+        <w:t xml:space="preserve">받은 뒤 할 일</w:t>
+      </w:r>
+    </w:p>
+    <w:p>
+      <w:pPr>
+        <w:spacing w:after="60"/>
+      </w:pPr>
+      <w:r>
+        <w:rPr>
+          <w:rFonts w:ascii="Malgun Gothic" w:cs="Malgun Gothic" w:eastAsia="Malgun Gothic" w:hAnsi="Malgun Gothic"/>
+          <w:sz w:val="19"/>
+          <w:szCs w:val="19"/>
+        </w:rPr>
+        <w:t xml:space="preserve">1. 편집 프로그램에 녹화본을 순서대로 놓고 SRT 자막·내레이션(TTS)·배지를 넣습니다. 배경음은 저작권 무료 연주곡(약 -25dB).</w:t>
+      </w:r>
+    </w:p>
+    <w:p>
+      <w:pPr>
+        <w:spacing w:after="60"/>
+      </w:pPr>
+      <w:r>
+        <w:rPr>
+          <w:rFonts w:ascii="Malgun Gothic" w:cs="Malgun Gothic" w:eastAsia="Malgun Gothic" w:hAnsi="Malgun Gothic"/>
+          <w:sz w:val="19"/>
+          <w:szCs w:val="19"/>
+        </w:rPr>
+        <w:t xml:space="preserve">2. 확인 목록을 봅니다.</w:t>
+      </w:r>
+    </w:p>
+    <w:p>
+      <w:pPr>
+        <w:spacing w:after="60"/>
+      </w:pPr>
+      <w:r>
+        <w:rPr>
+          <w:rFonts w:ascii="Malgun Gothic" w:cs="Malgun Gothic" w:eastAsia="Malgun Gothic" w:hAnsi="Malgun Gothic"/>
+          <w:sz w:val="19"/>
+          <w:szCs w:val="19"/>
+        </w:rPr>
+        <w:t xml:space="preserve">   - [ ] 2분 59초 이내, 장면 1~10 순서</w:t>
+      </w:r>
+    </w:p>
+    <w:p>
+      <w:pPr>
+        <w:spacing w:after="60"/>
+      </w:pPr>
+      <w:r>
+        <w:rPr>
+          <w:rFonts w:ascii="Malgun Gothic" w:cs="Malgun Gothic" w:eastAsia="Malgun Gothic" w:hAnsi="Malgun Gothic"/>
+          <w:sz w:val="19"/>
+          <w:szCs w:val="19"/>
+        </w:rPr>
+        <w:t xml:space="preserve">   - [ ] 숫자가 위 목록과 같음(24·4·13·0·7·26·60·2,253·6·5·127·38·88·4.75/5·4/4)</w:t>
+      </w:r>
+    </w:p>
+    <w:p>
+      <w:pPr>
+        <w:spacing w:after="60"/>
+      </w:pPr>
+      <w:r>
+        <w:rPr>
+          <w:rFonts w:ascii="Malgun Gothic" w:cs="Malgun Gothic" w:eastAsia="Malgun Gothic" w:hAnsi="Malgun Gothic"/>
+          <w:sz w:val="19"/>
+          <w:szCs w:val="19"/>
+        </w:rPr>
+        <w:t xml:space="preserve">   - [ ] 이메일 주소·Gmail 목록·해지 링크·알림 팝업 가림, Secrets 화면 없음</w:t>
+      </w:r>
+    </w:p>
+    <w:p>
+      <w:pPr>
+        <w:spacing w:after="60"/>
+      </w:pPr>
+      <w:r>
+        <w:rPr>
+          <w:rFonts w:ascii="Malgun Gothic" w:cs="Malgun Gothic" w:eastAsia="Malgun Gothic" w:hAnsi="Malgun Gothic"/>
+          <w:sz w:val="19"/>
+          <w:szCs w:val="19"/>
+        </w:rPr>
+        <w:t xml:space="preserve">   - [ ] 결과 화면은 녹화 그대로(배속·자막만)</w:t>
+      </w:r>
+    </w:p>
+    <w:p>
+      <w:pPr>
+        <w:spacing w:after="60"/>
+      </w:pPr>
+      <w:r>
+        <w:rPr>
+          <w:rFonts w:ascii="Malgun Gothic" w:cs="Malgun Gothic" w:eastAsia="Malgun Gothic" w:hAnsi="Malgun Gothic"/>
+          <w:sz w:val="19"/>
+          <w:szCs w:val="19"/>
+        </w:rPr>
+        <w:t xml:space="preserve">3. 오이소창원_시연영상.mp4(H.264, 1920×1080)로 내보내 공유 드라이브에 올립니다(이혜경이 GitHub deliverables/presentation/video/에 올림).</w:t>
+      </w:r>
+    </w:p>
+    <w:p>
+      <w:pPr>
+        <w:spacing w:after="60"/>
+      </w:pPr>
+      <w:r>
+        <w:rPr>
+          <w:rFonts w:ascii="Malgun Gothic" w:cs="Malgun Gothic" w:eastAsia="Malgun Gothic" w:hAnsi="Malgun Gothic"/>
+          <w:sz w:val="19"/>
+          <w:szCs w:val="19"/>
+        </w:rPr>
+        <w:t xml:space="preserve">4. 내레이션·자막·배경음에 쓴 AI 도구 이름을 알려 주세요. 「출처·AI 활용 신고서」 6장 [10/5 기재 — 미정]에 적습니다.</w:t>
       </w:r>
     </w:p>
     <w:sectPr>

--- a/deliverables/presentation/video/오이소창원_시연영상_스크립트_20261005.docx
+++ b/deliverables/presentation/video/오이소창원_시연영상_스크립트_20261005.docx
@@ -8374,7 +8374,7 @@
               </w:rPr>
               <w:t xml:space="preserve">웹·모바일 </w:t>
             </w:r>
-            <w:hyperlink w:history="1" r:id="rIdosod7lcrsoq99o22wiuct">
+            <w:hyperlink w:history="1" r:id="rIdahv6jnvvmklv47pr7_yxo">
               <w:r>
                 <w:rPr>
                   <w:rStyle w:val="Hyperlink"/>

--- a/deliverables/presentation/video/오이소창원_시연영상_스크립트_20261005.docx
+++ b/deliverables/presentation/video/오이소창원_시연영상_스크립트_20261005.docx
@@ -1670,12 +1670,12 @@
         </w:tblBorders>
       </w:tblPr>
       <w:tblGrid>
-        <w:gridCol w:w="1579"/>
+        <w:gridCol w:w="1563"/>
         <w:gridCol w:w="2060"/>
         <w:gridCol w:w="1260"/>
-        <w:gridCol w:w="1895"/>
-        <w:gridCol w:w="1772"/>
-        <w:gridCol w:w="1638"/>
+        <w:gridCol w:w="1918"/>
+        <w:gridCol w:w="1782"/>
+        <w:gridCol w:w="1621"/>
       </w:tblGrid>
       <w:tr>
         <w:trPr>
@@ -1684,7 +1684,7 @@
         </w:trPr>
         <w:tc>
           <w:tcPr>
-            <w:tcW w:type="dxa" w:w="1579"/>
+            <w:tcW w:type="dxa" w:w="1563"/>
             <w:tcBorders>
               <w:top w:val="single" w:color="C9D3DF" w:sz="4"/>
               <w:left w:val="single" w:color="C9D3DF" w:sz="4"/>
@@ -1786,7 +1786,7 @@
         </w:tc>
         <w:tc>
           <w:tcPr>
-            <w:tcW w:type="dxa" w:w="1895"/>
+            <w:tcW w:type="dxa" w:w="1918"/>
             <w:tcBorders>
               <w:top w:val="single" w:color="C9D3DF" w:sz="4"/>
               <w:left w:val="single" w:color="C9D3DF" w:sz="4"/>
@@ -1820,7 +1820,7 @@
         </w:tc>
         <w:tc>
           <w:tcPr>
-            <w:tcW w:type="dxa" w:w="1772"/>
+            <w:tcW w:type="dxa" w:w="1782"/>
             <w:tcBorders>
               <w:top w:val="single" w:color="C9D3DF" w:sz="4"/>
               <w:left w:val="single" w:color="C9D3DF" w:sz="4"/>
@@ -1854,7 +1854,7 @@
         </w:tc>
         <w:tc>
           <w:tcPr>
-            <w:tcW w:type="dxa" w:w="1638"/>
+            <w:tcW w:type="dxa" w:w="1621"/>
             <w:tcBorders>
               <w:top w:val="single" w:color="C9D3DF" w:sz="4"/>
               <w:left w:val="single" w:color="C9D3DF" w:sz="4"/>
@@ -1894,7 +1894,7 @@
         </w:trPr>
         <w:tc>
           <w:tcPr>
-            <w:tcW w:type="dxa" w:w="1579"/>
+            <w:tcW w:type="dxa" w:w="1563"/>
             <w:tcBorders>
               <w:top w:val="single" w:color="C9D3DF" w:sz="4"/>
               <w:left w:val="single" w:color="C9D3DF" w:sz="4"/>
@@ -1984,7 +1984,7 @@
         </w:tc>
         <w:tc>
           <w:tcPr>
-            <w:tcW w:type="dxa" w:w="1895"/>
+            <w:tcW w:type="dxa" w:w="1918"/>
             <w:tcBorders>
               <w:top w:val="single" w:color="C9D3DF" w:sz="4"/>
               <w:left w:val="single" w:color="C9D3DF" w:sz="4"/>
@@ -2014,7 +2014,7 @@
         </w:tc>
         <w:tc>
           <w:tcPr>
-            <w:tcW w:type="dxa" w:w="1772"/>
+            <w:tcW w:type="dxa" w:w="1782"/>
             <w:tcBorders>
               <w:top w:val="single" w:color="C9D3DF" w:sz="4"/>
               <w:left w:val="single" w:color="C9D3DF" w:sz="4"/>
@@ -2044,7 +2044,7 @@
         </w:tc>
         <w:tc>
           <w:tcPr>
-            <w:tcW w:type="dxa" w:w="1638"/>
+            <w:tcW w:type="dxa" w:w="1621"/>
             <w:tcBorders>
               <w:top w:val="single" w:color="C9D3DF" w:sz="4"/>
               <w:left w:val="single" w:color="C9D3DF" w:sz="4"/>
@@ -2080,7 +2080,7 @@
         </w:trPr>
         <w:tc>
           <w:tcPr>
-            <w:tcW w:type="dxa" w:w="1579"/>
+            <w:tcW w:type="dxa" w:w="1563"/>
             <w:tcBorders>
               <w:top w:val="single" w:color="C9D3DF" w:sz="4"/>
               <w:left w:val="single" w:color="C9D3DF" w:sz="4"/>
@@ -2170,7 +2170,7 @@
         </w:tc>
         <w:tc>
           <w:tcPr>
-            <w:tcW w:type="dxa" w:w="1895"/>
+            <w:tcW w:type="dxa" w:w="1918"/>
             <w:tcBorders>
               <w:top w:val="single" w:color="C9D3DF" w:sz="4"/>
               <w:left w:val="single" w:color="C9D3DF" w:sz="4"/>
@@ -2200,7 +2200,7 @@
         </w:tc>
         <w:tc>
           <w:tcPr>
-            <w:tcW w:type="dxa" w:w="1772"/>
+            <w:tcW w:type="dxa" w:w="1782"/>
             <w:tcBorders>
               <w:top w:val="single" w:color="C9D3DF" w:sz="4"/>
               <w:left w:val="single" w:color="C9D3DF" w:sz="4"/>
@@ -2230,7 +2230,7 @@
         </w:tc>
         <w:tc>
           <w:tcPr>
-            <w:tcW w:type="dxa" w:w="1638"/>
+            <w:tcW w:type="dxa" w:w="1621"/>
             <w:tcBorders>
               <w:top w:val="single" w:color="C9D3DF" w:sz="4"/>
               <w:left w:val="single" w:color="C9D3DF" w:sz="4"/>
@@ -2266,7 +2266,7 @@
         </w:trPr>
         <w:tc>
           <w:tcPr>
-            <w:tcW w:type="dxa" w:w="1579"/>
+            <w:tcW w:type="dxa" w:w="1563"/>
             <w:tcBorders>
               <w:top w:val="single" w:color="C9D3DF" w:sz="4"/>
               <w:left w:val="single" w:color="C9D3DF" w:sz="4"/>
@@ -2356,7 +2356,7 @@
         </w:tc>
         <w:tc>
           <w:tcPr>
-            <w:tcW w:type="dxa" w:w="1895"/>
+            <w:tcW w:type="dxa" w:w="1918"/>
             <w:tcBorders>
               <w:top w:val="single" w:color="C9D3DF" w:sz="4"/>
               <w:left w:val="single" w:color="C9D3DF" w:sz="4"/>
@@ -2386,7 +2386,7 @@
         </w:tc>
         <w:tc>
           <w:tcPr>
-            <w:tcW w:type="dxa" w:w="1772"/>
+            <w:tcW w:type="dxa" w:w="1782"/>
             <w:tcBorders>
               <w:top w:val="single" w:color="C9D3DF" w:sz="4"/>
               <w:left w:val="single" w:color="C9D3DF" w:sz="4"/>
@@ -2416,7 +2416,7 @@
         </w:tc>
         <w:tc>
           <w:tcPr>
-            <w:tcW w:type="dxa" w:w="1638"/>
+            <w:tcW w:type="dxa" w:w="1621"/>
             <w:tcBorders>
               <w:top w:val="single" w:color="C9D3DF" w:sz="4"/>
               <w:left w:val="single" w:color="C9D3DF" w:sz="4"/>
@@ -2452,7 +2452,7 @@
         </w:trPr>
         <w:tc>
           <w:tcPr>
-            <w:tcW w:type="dxa" w:w="1579"/>
+            <w:tcW w:type="dxa" w:w="1563"/>
             <w:tcBorders>
               <w:top w:val="single" w:color="C9D3DF" w:sz="4"/>
               <w:left w:val="single" w:color="C9D3DF" w:sz="4"/>
@@ -2542,7 +2542,7 @@
         </w:tc>
         <w:tc>
           <w:tcPr>
-            <w:tcW w:type="dxa" w:w="1895"/>
+            <w:tcW w:type="dxa" w:w="1918"/>
             <w:tcBorders>
               <w:top w:val="single" w:color="C9D3DF" w:sz="4"/>
               <w:left w:val="single" w:color="C9D3DF" w:sz="4"/>
@@ -2572,7 +2572,7 @@
         </w:tc>
         <w:tc>
           <w:tcPr>
-            <w:tcW w:type="dxa" w:w="1772"/>
+            <w:tcW w:type="dxa" w:w="1782"/>
             <w:tcBorders>
               <w:top w:val="single" w:color="C9D3DF" w:sz="4"/>
               <w:left w:val="single" w:color="C9D3DF" w:sz="4"/>
@@ -2602,7 +2602,7 @@
         </w:tc>
         <w:tc>
           <w:tcPr>
-            <w:tcW w:type="dxa" w:w="1638"/>
+            <w:tcW w:type="dxa" w:w="1621"/>
             <w:tcBorders>
               <w:top w:val="single" w:color="C9D3DF" w:sz="4"/>
               <w:left w:val="single" w:color="C9D3DF" w:sz="4"/>
@@ -2638,7 +2638,7 @@
         </w:trPr>
         <w:tc>
           <w:tcPr>
-            <w:tcW w:type="dxa" w:w="1579"/>
+            <w:tcW w:type="dxa" w:w="1563"/>
             <w:tcBorders>
               <w:top w:val="single" w:color="C9D3DF" w:sz="4"/>
               <w:left w:val="single" w:color="C9D3DF" w:sz="4"/>
@@ -2728,7 +2728,7 @@
         </w:tc>
         <w:tc>
           <w:tcPr>
-            <w:tcW w:type="dxa" w:w="1895"/>
+            <w:tcW w:type="dxa" w:w="1918"/>
             <w:tcBorders>
               <w:top w:val="single" w:color="C9D3DF" w:sz="4"/>
               <w:left w:val="single" w:color="C9D3DF" w:sz="4"/>
@@ -2758,7 +2758,7 @@
         </w:tc>
         <w:tc>
           <w:tcPr>
-            <w:tcW w:type="dxa" w:w="1772"/>
+            <w:tcW w:type="dxa" w:w="1782"/>
             <w:tcBorders>
               <w:top w:val="single" w:color="C9D3DF" w:sz="4"/>
               <w:left w:val="single" w:color="C9D3DF" w:sz="4"/>
@@ -2788,7 +2788,7 @@
         </w:tc>
         <w:tc>
           <w:tcPr>
-            <w:tcW w:type="dxa" w:w="1638"/>
+            <w:tcW w:type="dxa" w:w="1621"/>
             <w:tcBorders>
               <w:top w:val="single" w:color="C9D3DF" w:sz="4"/>
               <w:left w:val="single" w:color="C9D3DF" w:sz="4"/>
@@ -2824,7 +2824,7 @@
         </w:trPr>
         <w:tc>
           <w:tcPr>
-            <w:tcW w:type="dxa" w:w="1579"/>
+            <w:tcW w:type="dxa" w:w="1563"/>
             <w:tcBorders>
               <w:top w:val="single" w:color="C9D3DF" w:sz="4"/>
               <w:left w:val="single" w:color="C9D3DF" w:sz="4"/>
@@ -2914,7 +2914,7 @@
         </w:tc>
         <w:tc>
           <w:tcPr>
-            <w:tcW w:type="dxa" w:w="1895"/>
+            <w:tcW w:type="dxa" w:w="1918"/>
             <w:tcBorders>
               <w:top w:val="single" w:color="C9D3DF" w:sz="4"/>
               <w:left w:val="single" w:color="C9D3DF" w:sz="4"/>
@@ -2944,7 +2944,7 @@
         </w:tc>
         <w:tc>
           <w:tcPr>
-            <w:tcW w:type="dxa" w:w="1772"/>
+            <w:tcW w:type="dxa" w:w="1782"/>
             <w:tcBorders>
               <w:top w:val="single" w:color="C9D3DF" w:sz="4"/>
               <w:left w:val="single" w:color="C9D3DF" w:sz="4"/>
@@ -2974,7 +2974,7 @@
         </w:tc>
         <w:tc>
           <w:tcPr>
-            <w:tcW w:type="dxa" w:w="1638"/>
+            <w:tcW w:type="dxa" w:w="1621"/>
             <w:tcBorders>
               <w:top w:val="single" w:color="C9D3DF" w:sz="4"/>
               <w:left w:val="single" w:color="C9D3DF" w:sz="4"/>
@@ -3010,7 +3010,7 @@
         </w:trPr>
         <w:tc>
           <w:tcPr>
-            <w:tcW w:type="dxa" w:w="1579"/>
+            <w:tcW w:type="dxa" w:w="1563"/>
             <w:tcBorders>
               <w:top w:val="single" w:color="C9D3DF" w:sz="4"/>
               <w:left w:val="single" w:color="C9D3DF" w:sz="4"/>
@@ -3100,7 +3100,7 @@
         </w:tc>
         <w:tc>
           <w:tcPr>
-            <w:tcW w:type="dxa" w:w="1895"/>
+            <w:tcW w:type="dxa" w:w="1918"/>
             <w:tcBorders>
               <w:top w:val="single" w:color="C9D3DF" w:sz="4"/>
               <w:left w:val="single" w:color="C9D3DF" w:sz="4"/>
@@ -3130,7 +3130,7 @@
         </w:tc>
         <w:tc>
           <w:tcPr>
-            <w:tcW w:type="dxa" w:w="1772"/>
+            <w:tcW w:type="dxa" w:w="1782"/>
             <w:tcBorders>
               <w:top w:val="single" w:color="C9D3DF" w:sz="4"/>
               <w:left w:val="single" w:color="C9D3DF" w:sz="4"/>
@@ -3160,7 +3160,7 @@
         </w:tc>
         <w:tc>
           <w:tcPr>
-            <w:tcW w:type="dxa" w:w="1638"/>
+            <w:tcW w:type="dxa" w:w="1621"/>
             <w:tcBorders>
               <w:top w:val="single" w:color="C9D3DF" w:sz="4"/>
               <w:left w:val="single" w:color="C9D3DF" w:sz="4"/>
@@ -3196,7 +3196,7 @@
         </w:trPr>
         <w:tc>
           <w:tcPr>
-            <w:tcW w:type="dxa" w:w="1579"/>
+            <w:tcW w:type="dxa" w:w="1563"/>
             <w:tcBorders>
               <w:top w:val="single" w:color="C9D3DF" w:sz="4"/>
               <w:left w:val="single" w:color="C9D3DF" w:sz="4"/>
@@ -3286,67 +3286,67 @@
         </w:tc>
         <w:tc>
           <w:tcPr>
-            <w:tcW w:type="dxa" w:w="1895"/>
-            <w:tcBorders>
-              <w:top w:val="single" w:color="C9D3DF" w:sz="4"/>
-              <w:left w:val="single" w:color="C9D3DF" w:sz="4"/>
-              <w:bottom w:val="single" w:color="C9D3DF" w:sz="4"/>
-              <w:right w:val="single" w:color="C9D3DF" w:sz="4"/>
-            </w:tcBorders>
-            <w:tcMar>
-              <w:top w:type="dxa" w:w="50"/>
-              <w:left w:type="dxa" w:w="80"/>
-              <w:bottom w:type="dxa" w:w="50"/>
-              <w:right w:type="dxa" w:w="80"/>
-            </w:tcMar>
-          </w:tcPr>
-          <w:p>
-            <w:pPr>
-              <w:jc w:val="left"/>
-            </w:pPr>
-            <w:r>
-              <w:rPr>
-                <w:rFonts w:ascii="Malgun Gothic" w:cs="Malgun Gothic" w:eastAsia="Malgun Gothic" w:hAnsi="Malgun Gothic"/>
-                <w:sz w:val="17"/>
-                <w:szCs w:val="17"/>
-              </w:rPr>
-              <w:t xml:space="preserve">가로등 → 화재 / 사람이 천지삐까리네 → 오찬물</w:t>
-            </w:r>
-          </w:p>
-        </w:tc>
-        <w:tc>
-          <w:tcPr>
-            <w:tcW w:type="dxa" w:w="1772"/>
-            <w:tcBorders>
-              <w:top w:val="single" w:color="C9D3DF" w:sz="4"/>
-              <w:left w:val="single" w:color="C9D3DF" w:sz="4"/>
-              <w:bottom w:val="single" w:color="C9D3DF" w:sz="4"/>
-              <w:right w:val="single" w:color="C9D3DF" w:sz="4"/>
-            </w:tcBorders>
-            <w:tcMar>
-              <w:top w:type="dxa" w:w="50"/>
-              <w:left w:type="dxa" w:w="80"/>
-              <w:bottom w:type="dxa" w:w="50"/>
-              <w:right w:type="dxa" w:w="80"/>
-            </w:tcMar>
-          </w:tcPr>
-          <w:p>
-            <w:pPr>
-              <w:jc w:val="left"/>
-            </w:pPr>
-            <w:r>
-              <w:rPr>
-                <w:rFonts w:ascii="Malgun Gothic" w:cs="Malgun Gothic" w:eastAsia="Malgun Gothic" w:hAnsi="Malgun Gothic"/>
-                <w:sz w:val="17"/>
-                <w:szCs w:val="17"/>
-              </w:rPr>
-              <w:t xml:space="preserve">단계 분류·긴급 즉시, 사전 밖은 짐작 안 함</w:t>
-            </w:r>
-          </w:p>
-        </w:tc>
-        <w:tc>
-          <w:tcPr>
-            <w:tcW w:type="dxa" w:w="1638"/>
+            <w:tcW w:type="dxa" w:w="1918"/>
+            <w:tcBorders>
+              <w:top w:val="single" w:color="C9D3DF" w:sz="4"/>
+              <w:left w:val="single" w:color="C9D3DF" w:sz="4"/>
+              <w:bottom w:val="single" w:color="C9D3DF" w:sz="4"/>
+              <w:right w:val="single" w:color="C9D3DF" w:sz="4"/>
+            </w:tcBorders>
+            <w:tcMar>
+              <w:top w:type="dxa" w:w="50"/>
+              <w:left w:type="dxa" w:w="80"/>
+              <w:bottom w:type="dxa" w:w="50"/>
+              <w:right w:type="dxa" w:w="80"/>
+            </w:tcMar>
+          </w:tcPr>
+          <w:p>
+            <w:pPr>
+              <w:jc w:val="left"/>
+            </w:pPr>
+            <w:r>
+              <w:rPr>
+                <w:rFonts w:ascii="Malgun Gothic" w:cs="Malgun Gothic" w:eastAsia="Malgun Gothic" w:hAnsi="Malgun Gothic"/>
+                <w:sz w:val="17"/>
+                <w:szCs w:val="17"/>
+              </w:rPr>
+              <w:t xml:space="preserve">창원 청년 정책 아이디어 제안 → 화재 / 사람이 천지삐까리네 → 오찬물</w:t>
+            </w:r>
+          </w:p>
+        </w:tc>
+        <w:tc>
+          <w:tcPr>
+            <w:tcW w:type="dxa" w:w="1782"/>
+            <w:tcBorders>
+              <w:top w:val="single" w:color="C9D3DF" w:sz="4"/>
+              <w:left w:val="single" w:color="C9D3DF" w:sz="4"/>
+              <w:bottom w:val="single" w:color="C9D3DF" w:sz="4"/>
+              <w:right w:val="single" w:color="C9D3DF" w:sz="4"/>
+            </w:tcBorders>
+            <w:tcMar>
+              <w:top w:type="dxa" w:w="50"/>
+              <w:left w:type="dxa" w:w="80"/>
+              <w:bottom w:type="dxa" w:w="50"/>
+              <w:right w:type="dxa" w:w="80"/>
+            </w:tcMar>
+          </w:tcPr>
+          <w:p>
+            <w:pPr>
+              <w:jc w:val="left"/>
+            </w:pPr>
+            <w:r>
+              <w:rPr>
+                <w:rFonts w:ascii="Malgun Gothic" w:cs="Malgun Gothic" w:eastAsia="Malgun Gothic" w:hAnsi="Malgun Gothic"/>
+                <w:sz w:val="17"/>
+                <w:szCs w:val="17"/>
+              </w:rPr>
+              <w:t xml:space="preserve">단계 분류·알맞은 창구, 긴급 즉시, 사전 밖은 짐작 안 함</w:t>
+            </w:r>
+          </w:p>
+        </w:tc>
+        <w:tc>
+          <w:tcPr>
+            <w:tcW w:type="dxa" w:w="1621"/>
             <w:tcBorders>
               <w:top w:val="single" w:color="C9D3DF" w:sz="4"/>
               <w:left w:val="single" w:color="C9D3DF" w:sz="4"/>
@@ -3382,7 +3382,7 @@
         </w:trPr>
         <w:tc>
           <w:tcPr>
-            <w:tcW w:type="dxa" w:w="1579"/>
+            <w:tcW w:type="dxa" w:w="1563"/>
             <w:tcBorders>
               <w:top w:val="single" w:color="C9D3DF" w:sz="4"/>
               <w:left w:val="single" w:color="C9D3DF" w:sz="4"/>
@@ -3472,7 +3472,7 @@
         </w:tc>
         <w:tc>
           <w:tcPr>
-            <w:tcW w:type="dxa" w:w="1895"/>
+            <w:tcW w:type="dxa" w:w="1918"/>
             <w:tcBorders>
               <w:top w:val="single" w:color="C9D3DF" w:sz="4"/>
               <w:left w:val="single" w:color="C9D3DF" w:sz="4"/>
@@ -3502,7 +3502,7 @@
         </w:tc>
         <w:tc>
           <w:tcPr>
-            <w:tcW w:type="dxa" w:w="1772"/>
+            <w:tcW w:type="dxa" w:w="1782"/>
             <w:tcBorders>
               <w:top w:val="single" w:color="C9D3DF" w:sz="4"/>
               <w:left w:val="single" w:color="C9D3DF" w:sz="4"/>
@@ -3532,7 +3532,7 @@
         </w:tc>
         <w:tc>
           <w:tcPr>
-            <w:tcW w:type="dxa" w:w="1638"/>
+            <w:tcW w:type="dxa" w:w="1621"/>
             <w:tcBorders>
               <w:top w:val="single" w:color="C9D3DF" w:sz="4"/>
               <w:left w:val="single" w:color="C9D3DF" w:sz="4"/>
@@ -3568,7 +3568,7 @@
         </w:trPr>
         <w:tc>
           <w:tcPr>
-            <w:tcW w:type="dxa" w:w="1579"/>
+            <w:tcW w:type="dxa" w:w="1563"/>
             <w:tcBorders>
               <w:top w:val="single" w:color="C9D3DF" w:sz="4"/>
               <w:left w:val="single" w:color="C9D3DF" w:sz="4"/>
@@ -3658,7 +3658,7 @@
         </w:tc>
         <w:tc>
           <w:tcPr>
-            <w:tcW w:type="dxa" w:w="1895"/>
+            <w:tcW w:type="dxa" w:w="1918"/>
             <w:tcBorders>
               <w:top w:val="single" w:color="C9D3DF" w:sz="4"/>
               <w:left w:val="single" w:color="C9D3DF" w:sz="4"/>
@@ -3688,7 +3688,7 @@
         </w:tc>
         <w:tc>
           <w:tcPr>
-            <w:tcW w:type="dxa" w:w="1772"/>
+            <w:tcW w:type="dxa" w:w="1782"/>
             <w:tcBorders>
               <w:top w:val="single" w:color="C9D3DF" w:sz="4"/>
               <w:left w:val="single" w:color="C9D3DF" w:sz="4"/>
@@ -3718,7 +3718,7 @@
         </w:tc>
         <w:tc>
           <w:tcPr>
-            <w:tcW w:type="dxa" w:w="1638"/>
+            <w:tcW w:type="dxa" w:w="1621"/>
             <w:tcBorders>
               <w:top w:val="single" w:color="C9D3DF" w:sz="4"/>
               <w:left w:val="single" w:color="C9D3DF" w:sz="4"/>
@@ -7107,9 +7107,9 @@
       </w:tblPr>
       <w:tblGrid>
         <w:gridCol w:w="1060"/>
-        <w:gridCol w:w="3484"/>
-        <w:gridCol w:w="3299"/>
-        <w:gridCol w:w="2361"/>
+        <w:gridCol w:w="3600"/>
+        <w:gridCol w:w="3208"/>
+        <w:gridCol w:w="2336"/>
       </w:tblGrid>
       <w:tr>
         <w:trPr>
@@ -7152,7 +7152,7 @@
         </w:tc>
         <w:tc>
           <w:tcPr>
-            <w:tcW w:type="dxa" w:w="3484"/>
+            <w:tcW w:type="dxa" w:w="3600"/>
             <w:tcBorders>
               <w:top w:val="single" w:color="C9D3DF" w:sz="4"/>
               <w:left w:val="single" w:color="C9D3DF" w:sz="4"/>
@@ -7186,7 +7186,7 @@
         </w:tc>
         <w:tc>
           <w:tcPr>
-            <w:tcW w:type="dxa" w:w="3299"/>
+            <w:tcW w:type="dxa" w:w="3208"/>
             <w:tcBorders>
               <w:top w:val="single" w:color="C9D3DF" w:sz="4"/>
               <w:left w:val="single" w:color="C9D3DF" w:sz="4"/>
@@ -7220,7 +7220,7 @@
         </w:tc>
         <w:tc>
           <w:tcPr>
-            <w:tcW w:type="dxa" w:w="2361"/>
+            <w:tcW w:type="dxa" w:w="2336"/>
             <w:tcBorders>
               <w:top w:val="single" w:color="C9D3DF" w:sz="4"/>
               <w:left w:val="single" w:color="C9D3DF" w:sz="4"/>
@@ -7290,91 +7290,91 @@
         </w:tc>
         <w:tc>
           <w:tcPr>
-            <w:tcW w:type="dxa" w:w="3484"/>
-            <w:tcBorders>
-              <w:top w:val="single" w:color="C9D3DF" w:sz="4"/>
-              <w:left w:val="single" w:color="C9D3DF" w:sz="4"/>
-              <w:bottom w:val="single" w:color="C9D3DF" w:sz="4"/>
-              <w:right w:val="single" w:color="C9D3DF" w:sz="4"/>
-            </w:tcBorders>
-            <w:tcMar>
-              <w:top w:type="dxa" w:w="50"/>
-              <w:left w:type="dxa" w:w="80"/>
-              <w:bottom w:type="dxa" w:w="50"/>
-              <w:right w:type="dxa" w:w="80"/>
-            </w:tcMar>
-          </w:tcPr>
-          <w:p>
-            <w:pPr>
-              <w:jc w:val="left"/>
-            </w:pPr>
-            <w:r>
-              <w:rPr>
-                <w:rFonts w:ascii="Malgun Gothic" w:cs="Malgun Gothic" w:eastAsia="Malgun Gothic" w:hAnsi="Malgun Gothic"/>
-                <w:sz w:val="17"/>
-                <w:szCs w:val="17"/>
-              </w:rPr>
-              <w:t xml:space="preserve">③ 예시 ‘집 앞 가로등이 며칠째 꺼져 있어요’ → 단계·접수 창구(1899-1111·국민신문고)</w:t>
-            </w:r>
-          </w:p>
-        </w:tc>
-        <w:tc>
-          <w:tcPr>
-            <w:tcW w:type="dxa" w:w="3299"/>
-            <w:tcBorders>
-              <w:top w:val="single" w:color="C9D3DF" w:sz="4"/>
-              <w:left w:val="single" w:color="C9D3DF" w:sz="4"/>
-              <w:bottom w:val="single" w:color="C9D3DF" w:sz="4"/>
-              <w:right w:val="single" w:color="C9D3DF" w:sz="4"/>
-            </w:tcBorders>
-            <w:tcMar>
-              <w:top w:type="dxa" w:w="50"/>
-              <w:left w:type="dxa" w:w="80"/>
-              <w:bottom w:type="dxa" w:w="50"/>
-              <w:right w:type="dxa" w:w="80"/>
-            </w:tcMar>
-          </w:tcPr>
-          <w:p>
-            <w:pPr>
-              <w:jc w:val="left"/>
-            </w:pPr>
-            <w:r>
-              <w:rPr>
-                <w:rFonts w:ascii="Malgun Gothic" w:cs="Malgun Gothic" w:eastAsia="Malgun Gothic" w:hAnsi="Malgun Gothic"/>
-                <w:sz w:val="17"/>
-                <w:szCs w:val="17"/>
-              </w:rPr>
-              <w:t xml:space="preserve">불편한 일을 적으면 긴급도를 판단해 알맞은 접수 창구를 알려 주고,</w:t>
-            </w:r>
-          </w:p>
-        </w:tc>
-        <w:tc>
-          <w:tcPr>
-            <w:tcW w:type="dxa" w:w="2361"/>
-            <w:tcBorders>
-              <w:top w:val="single" w:color="C9D3DF" w:sz="4"/>
-              <w:left w:val="single" w:color="C9D3DF" w:sz="4"/>
-              <w:bottom w:val="single" w:color="C9D3DF" w:sz="4"/>
-              <w:right w:val="single" w:color="C9D3DF" w:sz="4"/>
-            </w:tcBorders>
-            <w:tcMar>
-              <w:top w:type="dxa" w:w="50"/>
-              <w:left w:type="dxa" w:w="80"/>
-              <w:bottom w:type="dxa" w:w="50"/>
-              <w:right w:type="dxa" w:w="80"/>
-            </w:tcMar>
-          </w:tcPr>
-          <w:p>
-            <w:pPr>
-              <w:jc w:val="left"/>
-            </w:pPr>
-            <w:r>
-              <w:rPr>
-                <w:rFonts w:ascii="Malgun Gothic" w:cs="Malgun Gothic" w:eastAsia="Malgun Gothic" w:hAnsi="Malgun Gothic"/>
-                <w:sz w:val="17"/>
-                <w:szCs w:val="17"/>
-              </w:rPr>
-              <w:t xml:space="preserve">Reasoning: 6단계 분류</w:t>
+            <w:tcW w:type="dxa" w:w="3600"/>
+            <w:tcBorders>
+              <w:top w:val="single" w:color="C9D3DF" w:sz="4"/>
+              <w:left w:val="single" w:color="C9D3DF" w:sz="4"/>
+              <w:bottom w:val="single" w:color="C9D3DF" w:sz="4"/>
+              <w:right w:val="single" w:color="C9D3DF" w:sz="4"/>
+            </w:tcBorders>
+            <w:tcMar>
+              <w:top w:type="dxa" w:w="50"/>
+              <w:left w:type="dxa" w:w="80"/>
+              <w:bottom w:type="dxa" w:w="50"/>
+              <w:right w:type="dxa" w:w="80"/>
+            </w:tcMar>
+          </w:tcPr>
+          <w:p>
+            <w:pPr>
+              <w:jc w:val="left"/>
+            </w:pPr>
+            <w:r>
+              <w:rPr>
+                <w:rFonts w:ascii="Malgun Gothic" w:cs="Malgun Gothic" w:eastAsia="Malgun Gothic" w:hAnsi="Malgun Gothic"/>
+                <w:sz w:val="17"/>
+                <w:szCs w:val="17"/>
+              </w:rPr>
+              <w:t xml:space="preserve">③ 예시 ‘창원 청년 정책 아이디어를 제안하고 싶어요’ 클릭 → [제안] 창원시 인구정책담당관 시민 제안(055-225-2074) + Agent 실행 기록(find_complaint_channel → 제안 창구, 답변 검증 통과)</w:t>
+            </w:r>
+          </w:p>
+        </w:tc>
+        <w:tc>
+          <w:tcPr>
+            <w:tcW w:type="dxa" w:w="3208"/>
+            <w:tcBorders>
+              <w:top w:val="single" w:color="C9D3DF" w:sz="4"/>
+              <w:left w:val="single" w:color="C9D3DF" w:sz="4"/>
+              <w:bottom w:val="single" w:color="C9D3DF" w:sz="4"/>
+              <w:right w:val="single" w:color="C9D3DF" w:sz="4"/>
+            </w:tcBorders>
+            <w:tcMar>
+              <w:top w:type="dxa" w:w="50"/>
+              <w:left w:type="dxa" w:w="80"/>
+              <w:bottom w:type="dxa" w:w="50"/>
+              <w:right w:type="dxa" w:w="80"/>
+            </w:tcMar>
+          </w:tcPr>
+          <w:p>
+            <w:pPr>
+              <w:jc w:val="left"/>
+            </w:pPr>
+            <w:r>
+              <w:rPr>
+                <w:rFonts w:ascii="Malgun Gothic" w:cs="Malgun Gothic" w:eastAsia="Malgun Gothic" w:hAnsi="Malgun Gothic"/>
+                <w:sz w:val="17"/>
+                <w:szCs w:val="17"/>
+              </w:rPr>
+              <w:t xml:space="preserve">불편이나 제안을 적으면 단계를 판단해 알맞은 창구를 알려 줍니다. 청년 정책 아이디어는 창원시 인구정책담당관으로 안내해요.</w:t>
+            </w:r>
+          </w:p>
+        </w:tc>
+        <w:tc>
+          <w:tcPr>
+            <w:tcW w:type="dxa" w:w="2336"/>
+            <w:tcBorders>
+              <w:top w:val="single" w:color="C9D3DF" w:sz="4"/>
+              <w:left w:val="single" w:color="C9D3DF" w:sz="4"/>
+              <w:bottom w:val="single" w:color="C9D3DF" w:sz="4"/>
+              <w:right w:val="single" w:color="C9D3DF" w:sz="4"/>
+            </w:tcBorders>
+            <w:tcMar>
+              <w:top w:type="dxa" w:w="50"/>
+              <w:left w:type="dxa" w:w="80"/>
+              <w:bottom w:type="dxa" w:w="50"/>
+              <w:right w:type="dxa" w:w="80"/>
+            </w:tcMar>
+          </w:tcPr>
+          <w:p>
+            <w:pPr>
+              <w:jc w:val="left"/>
+            </w:pPr>
+            <w:r>
+              <w:rPr>
+                <w:rFonts w:ascii="Malgun Gothic" w:cs="Malgun Gothic" w:eastAsia="Malgun Gothic" w:hAnsi="Malgun Gothic"/>
+                <w:sz w:val="17"/>
+                <w:szCs w:val="17"/>
+              </w:rPr>
+              <w:t xml:space="preserve">Reasoning: 6단계 분류 · Tool: 접수 창구 찾기</w:t>
             </w:r>
           </w:p>
         </w:tc>
@@ -7416,7 +7416,7 @@
         </w:tc>
         <w:tc>
           <w:tcPr>
-            <w:tcW w:type="dxa" w:w="3484"/>
+            <w:tcW w:type="dxa" w:w="3600"/>
             <w:tcBorders>
               <w:top w:val="single" w:color="C9D3DF" w:sz="4"/>
               <w:left w:val="single" w:color="C9D3DF" w:sz="4"/>
@@ -7446,7 +7446,7 @@
         </w:tc>
         <w:tc>
           <w:tcPr>
-            <w:tcW w:type="dxa" w:w="3299"/>
+            <w:tcW w:type="dxa" w:w="3208"/>
             <w:tcBorders>
               <w:top w:val="single" w:color="C9D3DF" w:sz="4"/>
               <w:left w:val="single" w:color="C9D3DF" w:sz="4"/>
@@ -7476,7 +7476,7 @@
         </w:tc>
         <w:tc>
           <w:tcPr>
-            <w:tcW w:type="dxa" w:w="2361"/>
+            <w:tcW w:type="dxa" w:w="2336"/>
             <w:tcBorders>
               <w:top w:val="single" w:color="C9D3DF" w:sz="4"/>
               <w:left w:val="single" w:color="C9D3DF" w:sz="4"/>
@@ -7542,7 +7542,7 @@
         </w:tc>
         <w:tc>
           <w:tcPr>
-            <w:tcW w:type="dxa" w:w="3484"/>
+            <w:tcW w:type="dxa" w:w="3600"/>
             <w:tcBorders>
               <w:top w:val="single" w:color="C9D3DF" w:sz="4"/>
               <w:left w:val="single" w:color="C9D3DF" w:sz="4"/>
@@ -7572,7 +7572,7 @@
         </w:tc>
         <w:tc>
           <w:tcPr>
-            <w:tcW w:type="dxa" w:w="3299"/>
+            <w:tcW w:type="dxa" w:w="3208"/>
             <w:tcBorders>
               <w:top w:val="single" w:color="C9D3DF" w:sz="4"/>
               <w:left w:val="single" w:color="C9D3DF" w:sz="4"/>
@@ -7602,7 +7602,7 @@
         </w:tc>
         <w:tc>
           <w:tcPr>
-            <w:tcW w:type="dxa" w:w="2361"/>
+            <w:tcW w:type="dxa" w:w="2336"/>
             <w:tcBorders>
               <w:top w:val="single" w:color="C9D3DF" w:sz="4"/>
               <w:left w:val="single" w:color="C9D3DF" w:sz="4"/>
@@ -8374,7 +8374,7 @@
               </w:rPr>
               <w:t xml:space="preserve">웹·모바일 </w:t>
             </w:r>
-            <w:hyperlink w:history="1" r:id="rIdahv6jnvvmklv47pr7_yxo">
+            <w:hyperlink w:history="1" r:id="rIdjhmim99uwa63xylvemxy3">
               <w:r>
                 <w:rPr>
                   <w:rStyle w:val="Hyperlink"/>

--- a/deliverables/presentation/video/오이소창원_시연영상_스크립트_20261005.docx
+++ b/deliverables/presentation/video/오이소창원_시연영상_스크립트_20261005.docx
@@ -917,7 +917,7 @@
           <w:sz w:val="24"/>
           <w:szCs w:val="24"/>
         </w:rPr>
-        <w:t xml:space="preserve">촬영 준비</w:t>
+        <w:t xml:space="preserve">촬영 준비 (녹화: 이미영 님 → 최종 편집: 조준수 님)</w:t>
       </w:r>
     </w:p>
     <w:tbl>
@@ -8374,7 +8374,7 @@
               </w:rPr>
               <w:t xml:space="preserve">웹·모바일 </w:t>
             </w:r>
-            <w:hyperlink w:history="1" r:id="rIdjhmim99uwa63xylvemxy3">
+            <w:hyperlink w:history="1" r:id="rIdif1souphc3cpsrnngajmm">
               <w:r>
                 <w:rPr>
                   <w:rStyle w:val="Hyperlink"/>
@@ -9224,7 +9224,7 @@
           <w:sz w:val="24"/>
           <w:szCs w:val="24"/>
         </w:rPr>
-        <w:t xml:space="preserve">생성형 AI 프롬프트 (편집·자막·내레이션, 조준수 님)</w:t>
+        <w:t xml:space="preserve">생성형 AI 프롬프트 (편집·자막·내레이션, 조준수 님 최종 편집)</w:t>
       </w:r>
     </w:p>
     <w:p>

--- a/deliverables/presentation/video/오이소창원_시연영상_스크립트_20261005.docx
+++ b/deliverables/presentation/video/오이소창원_시연영상_스크립트_20261005.docx
@@ -5081,6 +5081,99 @@
     </w:p>
     <w:p>
       <w:pPr>
+        <w:spacing w:after="60"/>
+      </w:pPr>
+      <w:r>
+        <w:rPr>
+          <w:rFonts w:ascii="Malgun Gothic" w:cs="Malgun Gothic" w:eastAsia="Malgun Gothic" w:hAnsi="Malgun Gothic"/>
+          <w:sz w:val="19"/>
+          <w:szCs w:val="19"/>
+        </w:rPr>
+        <w:t xml:space="preserve">&gt; </w:t>
+      </w:r>
+      <w:r>
+        <w:rPr>
+          <w:rFonts w:ascii="Malgun Gothic" w:cs="Malgun Gothic" w:eastAsia="Malgun Gothic" w:hAnsi="Malgun Gothic"/>
+          <w:b/>
+          <w:bCs/>
+          <w:sz w:val="19"/>
+          <w:szCs w:val="19"/>
+        </w:rPr>
+        <w:t xml:space="preserve">편집 메모(조준수 팀장님):</w:t>
+      </w:r>
+      <w:r>
+        <w:rPr>
+          <w:rFonts w:ascii="Malgun Gothic" w:cs="Malgun Gothic" w:eastAsia="Malgun Gothic" w:hAnsi="Malgun Gothic"/>
+          <w:sz w:val="19"/>
+          <w:szCs w:val="19"/>
+        </w:rPr>
+        <w:t xml:space="preserve"> 0:36에서 하는 일을 ‘자영업’으로 바꾸면 기업노동자 전입지원금은 ‘해당 없음’, 근로자 휴가지원사업·여성노동자 임대아파트는 ‘직접 확인(자영업 인정 여부)’으로 바뀝니다. 앱이 자영업자를 대상자라고 단정하지 않는 정상 동작이니 그대로 두고, 자막에 “자영업 인정 여부가 다른 사업은 ‘직접 확인’으로 안내”를 넣어도 됩니다.</w:t>
+      </w:r>
+    </w:p>
+    <w:p>
+      <w:pPr>
+        <w:spacing w:after="60"/>
+      </w:pPr>
+      <w:r>
+        <w:rPr>
+          <w:rFonts w:ascii="Malgun Gothic" w:cs="Malgun Gothic" w:eastAsia="Malgun Gothic" w:hAnsi="Malgun Gothic"/>
+          <w:sz w:val="19"/>
+          <w:szCs w:val="19"/>
+        </w:rPr>
+        <w:t xml:space="preserve">&gt; </w:t>
+      </w:r>
+      <w:r>
+        <w:rPr>
+          <w:rFonts w:ascii="Malgun Gothic" w:cs="Malgun Gothic" w:eastAsia="Malgun Gothic" w:hAnsi="Malgun Gothic"/>
+          <w:b/>
+          <w:bCs/>
+          <w:sz w:val="19"/>
+          <w:szCs w:val="19"/>
+        </w:rPr>
+        <w:t xml:space="preserve">PC02_맞춤혜택 영상 확인 포인트 (편집: 조준수 님)</w:t>
+      </w:r>
+    </w:p>
+    <w:p>
+      <w:pPr>
+        <w:spacing w:after="60"/>
+      </w:pPr>
+      <w:r>
+        <w:rPr>
+          <w:rFonts w:ascii="Malgun Gothic" w:cs="Malgun Gothic" w:eastAsia="Malgun Gothic" w:hAnsi="Malgun Gothic"/>
+          <w:sz w:val="19"/>
+          <w:szCs w:val="19"/>
+        </w:rPr>
+        <w:t xml:space="preserve">&gt; - 0:36에서 하는 일을 ‘자영업’으로 바꾸면 기업노동자 전입지원금이 ‘해당 없음’으로 바뀌는지 확인합니다(사업장 노동자 대상).</w:t>
+      </w:r>
+    </w:p>
+    <w:p>
+      <w:pPr>
+        <w:spacing w:after="60"/>
+      </w:pPr>
+      <w:r>
+        <w:rPr>
+          <w:rFonts w:ascii="Malgun Gothic" w:cs="Malgun Gothic" w:eastAsia="Malgun Gothic" w:hAnsi="Malgun Gothic"/>
+          <w:sz w:val="19"/>
+          <w:szCs w:val="19"/>
+        </w:rPr>
+        <w:t xml:space="preserve">&gt; - 같은 화면에서 근로자 휴가지원사업·여성노동자 임대아파트는 ‘직접 확인(자영업 인정 여부)’으로 바뀌는 것이 정상입니다. 사업마다 사업주 인정 여부가 달라 앱이 단정하지 않는 부분입니다.</w:t>
+      </w:r>
+    </w:p>
+    <w:p>
+      <w:pPr>
+        <w:spacing w:after="60"/>
+      </w:pPr>
+      <w:r>
+        <w:rPr>
+          <w:rFonts w:ascii="Malgun Gothic" w:cs="Malgun Gothic" w:eastAsia="Malgun Gothic" w:hAnsi="Malgun Gothic"/>
+          <w:sz w:val="19"/>
+          <w:szCs w:val="19"/>
+        </w:rPr>
+        <w:t xml:space="preserve">&gt; - 자막으로 “자영업도 받을 수 있다/없다”라고 단정하지 않습니다. 최종 판단은 담당 기관(휴가지원사업 누리집, 창원시 여성가족과 055-225-3955).</w:t>
+      </w:r>
+    </w:p>
+    <w:p>
+      <w:pPr>
         <w:pStyle w:val="Heading2"/>
         <w:keepNext/>
         <w:spacing w:after="60" w:before="160"/>
@@ -8374,7 +8467,7 @@
               </w:rPr>
               <w:t xml:space="preserve">웹·모바일 </w:t>
             </w:r>
-            <w:hyperlink w:history="1" r:id="rIdif1souphc3cpsrnngajmm">
+            <w:hyperlink w:history="1" r:id="rIditrka40e5q2vbqyrkiz9f">
               <w:r>
                 <w:rPr>
                   <w:rStyle w:val="Hyperlink"/>

--- a/deliverables/presentation/video/오이소창원_시연영상_스크립트_20261005.docx
+++ b/deliverables/presentation/video/오이소창원_시연영상_스크립트_20261005.docx
@@ -7200,9 +7200,9 @@
       </w:tblPr>
       <w:tblGrid>
         <w:gridCol w:w="1060"/>
-        <w:gridCol w:w="3600"/>
-        <w:gridCol w:w="3208"/>
-        <w:gridCol w:w="2336"/>
+        <w:gridCol w:w="3624"/>
+        <w:gridCol w:w="3194"/>
+        <w:gridCol w:w="2326"/>
       </w:tblGrid>
       <w:tr>
         <w:trPr>
@@ -7245,7 +7245,7 @@
         </w:tc>
         <w:tc>
           <w:tcPr>
-            <w:tcW w:type="dxa" w:w="3600"/>
+            <w:tcW w:type="dxa" w:w="3624"/>
             <w:tcBorders>
               <w:top w:val="single" w:color="C9D3DF" w:sz="4"/>
               <w:left w:val="single" w:color="C9D3DF" w:sz="4"/>
@@ -7279,7 +7279,7 @@
         </w:tc>
         <w:tc>
           <w:tcPr>
-            <w:tcW w:type="dxa" w:w="3208"/>
+            <w:tcW w:type="dxa" w:w="3194"/>
             <w:tcBorders>
               <w:top w:val="single" w:color="C9D3DF" w:sz="4"/>
               <w:left w:val="single" w:color="C9D3DF" w:sz="4"/>
@@ -7313,7 +7313,7 @@
         </w:tc>
         <w:tc>
           <w:tcPr>
-            <w:tcW w:type="dxa" w:w="2336"/>
+            <w:tcW w:type="dxa" w:w="2326"/>
             <w:tcBorders>
               <w:top w:val="single" w:color="C9D3DF" w:sz="4"/>
               <w:left w:val="single" w:color="C9D3DF" w:sz="4"/>
@@ -7383,7 +7383,7 @@
         </w:tc>
         <w:tc>
           <w:tcPr>
-            <w:tcW w:type="dxa" w:w="3600"/>
+            <w:tcW w:type="dxa" w:w="3624"/>
             <w:tcBorders>
               <w:top w:val="single" w:color="C9D3DF" w:sz="4"/>
               <w:left w:val="single" w:color="C9D3DF" w:sz="4"/>
@@ -7413,7 +7413,7 @@
         </w:tc>
         <w:tc>
           <w:tcPr>
-            <w:tcW w:type="dxa" w:w="3208"/>
+            <w:tcW w:type="dxa" w:w="3194"/>
             <w:tcBorders>
               <w:top w:val="single" w:color="C9D3DF" w:sz="4"/>
               <w:left w:val="single" w:color="C9D3DF" w:sz="4"/>
@@ -7443,7 +7443,7 @@
         </w:tc>
         <w:tc>
           <w:tcPr>
-            <w:tcW w:type="dxa" w:w="2336"/>
+            <w:tcW w:type="dxa" w:w="2326"/>
             <w:tcBorders>
               <w:top w:val="single" w:color="C9D3DF" w:sz="4"/>
               <w:left w:val="single" w:color="C9D3DF" w:sz="4"/>
@@ -7509,7 +7509,7 @@
         </w:tc>
         <w:tc>
           <w:tcPr>
-            <w:tcW w:type="dxa" w:w="3600"/>
+            <w:tcW w:type="dxa" w:w="3624"/>
             <w:tcBorders>
               <w:top w:val="single" w:color="C9D3DF" w:sz="4"/>
               <w:left w:val="single" w:color="C9D3DF" w:sz="4"/>
@@ -7539,7 +7539,7 @@
         </w:tc>
         <w:tc>
           <w:tcPr>
-            <w:tcW w:type="dxa" w:w="3208"/>
+            <w:tcW w:type="dxa" w:w="3194"/>
             <w:tcBorders>
               <w:top w:val="single" w:color="C9D3DF" w:sz="4"/>
               <w:left w:val="single" w:color="C9D3DF" w:sz="4"/>
@@ -7569,7 +7569,7 @@
         </w:tc>
         <w:tc>
           <w:tcPr>
-            <w:tcW w:type="dxa" w:w="2336"/>
+            <w:tcW w:type="dxa" w:w="2326"/>
             <w:tcBorders>
               <w:top w:val="single" w:color="C9D3DF" w:sz="4"/>
               <w:left w:val="single" w:color="C9D3DF" w:sz="4"/>
@@ -7635,37 +7635,37 @@
         </w:tc>
         <w:tc>
           <w:tcPr>
-            <w:tcW w:type="dxa" w:w="3600"/>
-            <w:tcBorders>
-              <w:top w:val="single" w:color="C9D3DF" w:sz="4"/>
-              <w:left w:val="single" w:color="C9D3DF" w:sz="4"/>
-              <w:bottom w:val="single" w:color="C9D3DF" w:sz="4"/>
-              <w:right w:val="single" w:color="C9D3DF" w:sz="4"/>
-            </w:tcBorders>
-            <w:tcMar>
-              <w:top w:type="dxa" w:w="50"/>
-              <w:left w:type="dxa" w:w="80"/>
-              <w:bottom w:type="dxa" w:w="50"/>
-              <w:right w:type="dxa" w:w="80"/>
-            </w:tcMar>
-          </w:tcPr>
-          <w:p>
-            <w:pPr>
-              <w:jc w:val="left"/>
-            </w:pPr>
-            <w:r>
-              <w:rPr>
-                <w:rFonts w:ascii="Malgun Gothic" w:cs="Malgun Gothic" w:eastAsia="Malgun Gothic" w:hAnsi="Malgun Gothic"/>
-                <w:sz w:val="17"/>
-                <w:szCs w:val="17"/>
-              </w:rPr>
-              <w:t xml:space="preserve">④ 예시 ‘사람이 천지삐까리네’ → 문헌 기준 뜻 / ‘오찬물’ → “별도 확인 필요” + 우리말샘</w:t>
-            </w:r>
-          </w:p>
-        </w:tc>
-        <w:tc>
-          <w:tcPr>
-            <w:tcW w:type="dxa" w:w="3208"/>
+            <w:tcW w:type="dxa" w:w="3624"/>
+            <w:tcBorders>
+              <w:top w:val="single" w:color="C9D3DF" w:sz="4"/>
+              <w:left w:val="single" w:color="C9D3DF" w:sz="4"/>
+              <w:bottom w:val="single" w:color="C9D3DF" w:sz="4"/>
+              <w:right w:val="single" w:color="C9D3DF" w:sz="4"/>
+            </w:tcBorders>
+            <w:tcMar>
+              <w:top w:type="dxa" w:w="50"/>
+              <w:left w:type="dxa" w:w="80"/>
+              <w:bottom w:type="dxa" w:w="50"/>
+              <w:right w:type="dxa" w:w="80"/>
+            </w:tcMar>
+          </w:tcPr>
+          <w:p>
+            <w:pPr>
+              <w:jc w:val="left"/>
+            </w:pPr>
+            <w:r>
+              <w:rPr>
+                <w:rFonts w:ascii="Malgun Gothic" w:cs="Malgun Gothic" w:eastAsia="Malgun Gothic" w:hAnsi="Malgun Gothic"/>
+                <w:sz w:val="17"/>
+                <w:szCs w:val="17"/>
+              </w:rPr>
+              <w:t xml:space="preserve">④ 예시 ‘사람이 천지삐까리네’ → 문헌 기준 뜻 / ‘오찬물’ → “별도 확인 필요” (뜻을 짐작하지 않음)</w:t>
+            </w:r>
+          </w:p>
+        </w:tc>
+        <w:tc>
+          <w:tcPr>
+            <w:tcW w:type="dxa" w:w="3194"/>
             <w:tcBorders>
               <w:top w:val="single" w:color="C9D3DF" w:sz="4"/>
               <w:left w:val="single" w:color="C9D3DF" w:sz="4"/>
@@ -7695,7 +7695,7 @@
         </w:tc>
         <w:tc>
           <w:tcPr>
-            <w:tcW w:type="dxa" w:w="2336"/>
+            <w:tcW w:type="dxa" w:w="2326"/>
             <w:tcBorders>
               <w:top w:val="single" w:color="C9D3DF" w:sz="4"/>
               <w:left w:val="single" w:color="C9D3DF" w:sz="4"/>
@@ -8467,7 +8467,7 @@
               </w:rPr>
               <w:t xml:space="preserve">웹·모바일 </w:t>
             </w:r>
-            <w:hyperlink w:history="1" r:id="rIditrka40e5q2vbqyrkiz9f">
+            <w:hyperlink w:history="1" r:id="rId4fm4ya5yf02reygxu71hf">
               <w:r>
                 <w:rPr>
                   <w:rStyle w:val="Hyperlink"/>
@@ -10075,7 +10075,7 @@
           <w:sz w:val="15"/>
           <w:szCs w:val="15"/>
         </w:rPr>
-        <w:t xml:space="preserve">- 숫자는 표 그대로: 정책 24건, 4단계(4·13·0·7), 할 일 26개, 생활 정보 60곳, 지역말 2,253개,</w:t>
+        <w:t xml:space="preserve">- 숫자는 표 그대로: 정책 24건, 4단계(4·13·0·7), 할 일 26개, 생활 정보 60곳, 지역말 2,181개,</w:t>
       </w:r>
     </w:p>
     <w:p>
@@ -10313,7 +10313,7 @@
           <w:sz w:val="19"/>
           <w:szCs w:val="19"/>
         </w:rPr>
-        <w:t xml:space="preserve">   - [ ] 숫자가 위 목록과 같음(24·4·13·0·7·26·60·2,253·6·5·127·38·88·4.75/5·4/4)</w:t>
+        <w:t xml:space="preserve">   - [ ] 숫자가 위 목록과 같음(24·4·13·0·7·26·60·2,181·6·5·127·38·88·4.75/5·4/4)</w:t>
       </w:r>
     </w:p>
     <w:p>

--- a/deliverables/presentation/video/오이소창원_시연영상_스크립트_20261005.docx
+++ b/deliverables/presentation/video/오이소창원_시연영상_스크립트_20261005.docx
@@ -8467,7 +8467,7 @@
               </w:rPr>
               <w:t xml:space="preserve">웹·모바일 </w:t>
             </w:r>
-            <w:hyperlink w:history="1" r:id="rId4fm4ya5yf02reygxu71hf">
+            <w:hyperlink w:history="1" r:id="rIdoat6bizoss86vztx7bqnv">
               <w:r>
                 <w:rPr>
                   <w:rStyle w:val="Hyperlink"/>
@@ -10075,7 +10075,7 @@
           <w:sz w:val="15"/>
           <w:szCs w:val="15"/>
         </w:rPr>
-        <w:t xml:space="preserve">- 숫자는 표 그대로: 정책 24건, 4단계(4·13·0·7), 할 일 26개, 생활 정보 60곳, 지역말 2,181개,</w:t>
+        <w:t xml:space="preserve">- 숫자는 표 그대로: 정책 24건, 4단계(4·13·0·7), 할 일 26개, 생활 정보 60곳, 지역말 2,253개,</w:t>
       </w:r>
     </w:p>
     <w:p>
@@ -10313,7 +10313,7 @@
           <w:sz w:val="19"/>
           <w:szCs w:val="19"/>
         </w:rPr>
-        <w:t xml:space="preserve">   - [ ] 숫자가 위 목록과 같음(24·4·13·0·7·26·60·2,181·6·5·127·38·88·4.75/5·4/4)</w:t>
+        <w:t xml:space="preserve">   - [ ] 숫자가 위 목록과 같음(24·4·13·0·7·26·60·2,253·6·5·127·38·88·4.75/5·4/4)</w:t>
       </w:r>
     </w:p>
     <w:p>

--- a/deliverables/presentation/video/오이소창원_시연영상_스크립트_20261005.docx
+++ b/deliverables/presentation/video/오이소창원_시연영상_스크립트_20261005.docx
@@ -8467,7 +8467,7 @@
               </w:rPr>
               <w:t xml:space="preserve">웹·모바일 </w:t>
             </w:r>
-            <w:hyperlink w:history="1" r:id="rIdoat6bizoss86vztx7bqnv">
+            <w:hyperlink w:history="1" r:id="rIdlcj48rcckpfwl32av_teh">
               <w:r>
                 <w:rPr>
                   <w:rStyle w:val="Hyperlink"/>

--- a/deliverables/presentation/video/오이소창원_시연영상_스크립트_20261005.docx
+++ b/deliverables/presentation/video/오이소창원_시연영상_스크립트_20261005.docx
@@ -8467,7 +8467,7 @@
               </w:rPr>
               <w:t xml:space="preserve">웹·모바일 </w:t>
             </w:r>
-            <w:hyperlink w:history="1" r:id="rIdlcj48rcckpfwl32av_teh">
+            <w:hyperlink w:history="1" r:id="rIdowhcg6zsl1skdbc2hh7bl">
               <w:r>
                 <w:rPr>
                   <w:rStyle w:val="Hyperlink"/>

--- a/deliverables/presentation/video/오이소창원_시연영상_스크립트_20261005.docx
+++ b/deliverables/presentation/video/오이소창원_시연영상_스크립트_20261005.docx
@@ -8029,7 +8029,7 @@
                 <w:sz w:val="17"/>
                 <w:szCs w:val="17"/>
               </w:rPr>
-              <w:t xml:space="preserve">AI 자동 테스트 127개 통과 · 팀 자체 테스트 38번(지적 88건 모두 반영) · 실사용자 4명</w:t>
+              <w:t xml:space="preserve">AI 자동 테스트 127개 통과 · 팀 자체 테스트 38회(지적 88건 모두 반영) · 실사용자 4명</w:t>
             </w:r>
           </w:p>
         </w:tc>
@@ -8467,7 +8467,7 @@
               </w:rPr>
               <w:t xml:space="preserve">웹·모바일 </w:t>
             </w:r>
-            <w:hyperlink w:history="1" r:id="rIdowhcg6zsl1skdbc2hh7bl">
+            <w:hyperlink w:history="1" r:id="rId01u6smgrrtbmwxswd8adx">
               <w:r>
                 <w:rPr>
                   <w:rStyle w:val="Hyperlink"/>
@@ -10089,7 +10089,7 @@
           <w:sz w:val="15"/>
           <w:szCs w:val="15"/>
         </w:rPr>
-        <w:t xml:space="preserve">  접수 창구 6단계, 도구 5개, 자동 테스트 127개, 팀 자체 테스트 38번·지적 88건 모두 반영,</w:t>
+        <w:t xml:space="preserve">  접수 창구 6단계, 도구 5개, 자동 테스트 127개, 팀 자체 테스트 38회·지적 88건 모두 반영,</w:t>
       </w:r>
     </w:p>
     <w:p>

--- a/deliverables/presentation/video/오이소창원_시연영상_스크립트_20261005.docx
+++ b/deliverables/presentation/video/오이소창원_시연영상_스크립트_20261005.docx
@@ -8467,7 +8467,7 @@
               </w:rPr>
               <w:t xml:space="preserve">웹·모바일 </w:t>
             </w:r>
-            <w:hyperlink w:history="1" r:id="rId01u6smgrrtbmwxswd8adx">
+            <w:hyperlink w:history="1" r:id="rId4toohkqp7aqdmssusbyx_">
               <w:r>
                 <w:rPr>
                   <w:rStyle w:val="Hyperlink"/>
@@ -9211,6 +9211,109 @@
       <w:pPr>
         <w:spacing w:after="80"/>
       </w:pPr>
+    </w:p>
+    <w:p>
+      <w:pPr>
+        <w:spacing w:after="60"/>
+      </w:pPr>
+      <w:r>
+        <w:rPr>
+          <w:rFonts w:ascii="Malgun Gothic" w:cs="Malgun Gothic" w:eastAsia="Malgun Gothic" w:hAnsi="Malgun Gothic"/>
+          <w:sz w:val="19"/>
+          <w:szCs w:val="19"/>
+        </w:rPr>
+        <w:t xml:space="preserve">역할 구분: </w:t>
+      </w:r>
+      <w:r>
+        <w:rPr>
+          <w:rFonts w:ascii="Malgun Gothic" w:cs="Malgun Gothic" w:eastAsia="Malgun Gothic" w:hAnsi="Malgun Gothic"/>
+          <w:b/>
+          <w:bCs/>
+          <w:sz w:val="19"/>
+          <w:szCs w:val="19"/>
+        </w:rPr>
+        <w:t xml:space="preserve">LLM(GPT-4.1 mini)</w:t>
+      </w:r>
+      <w:r>
+        <w:rPr>
+          <w:rFonts w:ascii="Malgun Gothic" w:cs="Malgun Gothic" w:eastAsia="Malgun Gothic" w:hAnsi="Malgun Gothic"/>
+          <w:sz w:val="19"/>
+          <w:szCs w:val="19"/>
+        </w:rPr>
+        <w:t xml:space="preserve"> 질문 이해·의도 파악·도구 선택·답변 구성 / </w:t>
+      </w:r>
+      <w:r>
+        <w:rPr>
+          <w:rFonts w:ascii="Malgun Gothic" w:cs="Malgun Gothic" w:eastAsia="Malgun Gothic" w:hAnsi="Malgun Gothic"/>
+          <w:b/>
+          <w:bCs/>
+          <w:sz w:val="19"/>
+          <w:szCs w:val="19"/>
+        </w:rPr>
+        <w:t xml:space="preserve">규칙</w:t>
+      </w:r>
+      <w:r>
+        <w:rPr>
+          <w:rFonts w:ascii="Malgun Gothic" w:cs="Malgun Gothic" w:eastAsia="Malgun Gothic" w:hAnsi="Malgun Gothic"/>
+          <w:sz w:val="19"/>
+          <w:szCs w:val="19"/>
+        </w:rPr>
+        <w:t xml:space="preserve"> 정책 자격·조건 판정 / </w:t>
+      </w:r>
+      <w:r>
+        <w:rPr>
+          <w:rFonts w:ascii="Malgun Gothic" w:cs="Malgun Gothic" w:eastAsia="Malgun Gothic" w:hAnsi="Malgun Gothic"/>
+          <w:b/>
+          <w:bCs/>
+          <w:sz w:val="19"/>
+          <w:szCs w:val="19"/>
+        </w:rPr>
+        <w:t xml:space="preserve">Tool/Data</w:t>
+      </w:r>
+      <w:r>
+        <w:rPr>
+          <w:rFonts w:ascii="Malgun Gothic" w:cs="Malgun Gothic" w:eastAsia="Malgun Gothic" w:hAnsi="Malgun Gothic"/>
+          <w:sz w:val="19"/>
+          <w:szCs w:val="19"/>
+        </w:rPr>
+        <w:t xml:space="preserve"> 검증 자료 활용 / </w:t>
+      </w:r>
+      <w:r>
+        <w:rPr>
+          <w:rFonts w:ascii="Malgun Gothic" w:cs="Malgun Gothic" w:eastAsia="Malgun Gothic" w:hAnsi="Malgun Gothic"/>
+          <w:b/>
+          <w:bCs/>
+          <w:sz w:val="19"/>
+          <w:szCs w:val="19"/>
+        </w:rPr>
+        <w:t xml:space="preserve">답변 검증</w:t>
+      </w:r>
+      <w:r>
+        <w:rPr>
+          <w:rFonts w:ascii="Malgun Gothic" w:cs="Malgun Gothic" w:eastAsia="Malgun Gothic" w:hAnsi="Malgun Gothic"/>
+          <w:sz w:val="19"/>
+          <w:szCs w:val="19"/>
+        </w:rPr>
+        <w:t xml:space="preserve"> 공식 연락처·링크 대조 / </w:t>
+      </w:r>
+      <w:r>
+        <w:rPr>
+          <w:rFonts w:ascii="Malgun Gothic" w:cs="Malgun Gothic" w:eastAsia="Malgun Gothic" w:hAnsi="Malgun Gothic"/>
+          <w:b/>
+          <w:bCs/>
+          <w:sz w:val="19"/>
+          <w:szCs w:val="19"/>
+        </w:rPr>
+        <w:t xml:space="preserve">Memory/State</w:t>
+      </w:r>
+      <w:r>
+        <w:rPr>
+          <w:rFonts w:ascii="Malgun Gothic" w:cs="Malgun Gothic" w:eastAsia="Malgun Gothic" w:hAnsi="Malgun Gothic"/>
+          <w:sz w:val="19"/>
+          <w:szCs w:val="19"/>
+        </w:rPr>
+        <w:t xml:space="preserve"> 할 일·메모·일정 상태 관리. LLM에게 모든 판단을 맡기지 않습니다.</w:t>
+      </w:r>
     </w:p>
     <w:p>
       <w:pPr>
@@ -10365,7 +10468,7 @@
           <w:sz w:val="19"/>
           <w:szCs w:val="19"/>
         </w:rPr>
-        <w:t xml:space="preserve">4. 내레이션·자막·배경음에 쓴 AI 도구 이름을 알려 주세요. 「출처·AI 활용 신고서」 6장 [10/5 기재 — 미정]에 적습니다.</w:t>
+        <w:t xml:space="preserve">4. 영상 AI 사용: 시연 화면은 실제 앱 녹화(AI로 만든 화면 없음). AI(ChatGPT·Gemini)는 시연 구성·촬영 확인사항·자막 문구 검토만 보조했고, 부족한 장면 보완·컷 편집·자막·속도 조절은 조준수가 직접 했습니다(「출처·AI 활용 신고서」 반영).</w:t>
       </w:r>
     </w:p>
     <w:sectPr>

--- a/deliverables/presentation/video/오이소창원_시연영상_스크립트_20261005.docx
+++ b/deliverables/presentation/video/오이소창원_시연영상_스크립트_20261005.docx
@@ -8467,7 +8467,7 @@
               </w:rPr>
               <w:t xml:space="preserve">웹·모바일 </w:t>
             </w:r>
-            <w:hyperlink w:history="1" r:id="rId4toohkqp7aqdmssusbyx_">
+            <w:hyperlink w:history="1" r:id="rIdwcatlbbx4vdiauwpwoamp">
               <w:r>
                 <w:rPr>
                   <w:rStyle w:val="Hyperlink"/>
